--- a/apps/ocorrencias/template.docx
+++ b/apps/ocorrencias/template.docx
@@ -1,6 +1,6 @@
 
 <file path=word/document.xml><?xml version="1.0" encoding="utf-8"?>
-<w:document xmlns:wpc="http://schemas.microsoft.com/office/word/2010/wordprocessingCanvas" xmlns:cx="http://schemas.microsoft.com/office/drawing/2014/chartex" xmlns:cx1="http://schemas.microsoft.com/office/drawing/2015/9/8/chartex" xmlns:cx2="http://schemas.microsoft.com/office/drawing/2015/10/21/chartex" xmlns:cx3="http://schemas.microsoft.com/office/drawing/2016/5/9/chartex" xmlns:cx4="http://schemas.microsoft.com/office/drawing/2016/5/10/chartex" xmlns:cx5="http://schemas.microsoft.com/office/drawing/2016/5/11/chartex" xmlns:cx6="http://schemas.microsoft.com/office/drawing/2016/5/12/chartex" xmlns:cx7="http://schemas.microsoft.com/office/drawing/2016/5/13/chartex" xmlns:cx8="http://schemas.microsoft.com/office/drawing/2016/5/14/chartex" xmlns:mc="http://schemas.openxmlformats.org/markup-compatibility/2006" xmlns:aink="http://schemas.microsoft.com/office/drawing/2016/ink" xmlns:am3d="http://schemas.microsoft.com/office/drawing/2017/model3d" xmlns:o="urn:schemas-microsoft-com:office:office" xmlns:oel="http://schemas.microsoft.com/office/2019/extlst" xmlns:r="http://schemas.openxmlformats.org/officeDocument/2006/relationships" xmlns:m="http://schemas.openxmlformats.org/officeDocument/2006/math" xmlns:v="urn:schemas-microsoft-com:vml" xmlns:wp14="http://schemas.microsoft.com/office/word/2010/wordprocessingDrawing" xmlns:wp="http://schemas.openxmlformats.org/drawingml/2006/wordprocessingDrawing" xmlns:w10="urn:schemas-microsoft-com:office:word" xmlns:w="http://schemas.openxmlformats.org/wordprocessingml/2006/main" xmlns:w14="http://schemas.microsoft.com/office/word/2010/wordml" xmlns:w15="http://schemas.microsoft.com/office/word/2012/wordml" xmlns:w16cex="http://schemas.microsoft.com/office/word/2018/wordml/cex" xmlns:w16cid="http://schemas.microsoft.com/office/word/2016/wordml/cid" xmlns:w16="http://schemas.microsoft.com/office/word/2018/wordml" xmlns:w16du="http://schemas.microsoft.com/office/word/2023/wordml/word16du" xmlns:w16sdtdh="http://schemas.microsoft.com/office/word/2020/wordml/sdtdatahash" xmlns:w16sdtfl="http://schemas.microsoft.com/office/word/2024/wordml/sdtformatlock" xmlns:w16se="http://schemas.microsoft.com/office/word/2015/wordml/symex" xmlns:wpg="http://schemas.microsoft.com/office/word/2010/wordprocessingGroup" xmlns:wpi="http://schemas.microsoft.com/office/word/2010/wordprocessingInk" xmlns:wne="http://schemas.microsoft.com/office/word/2006/wordml" xmlns:wps="http://schemas.microsoft.com/office/word/2010/wordprocessingShape" mc:Ignorable="w14 w15 w16se w16cid w16 w16cex w16sdtdh w16sdtfl w16du wp14">
+<w:document xmlns:wpc="http://schemas.microsoft.com/office/word/2010/wordprocessingCanvas" xmlns:cx="http://schemas.microsoft.com/office/drawing/2014/chartex" xmlns:cx1="http://schemas.microsoft.com/office/drawing/2015/9/8/chartex" xmlns:cx2="http://schemas.microsoft.com/office/drawing/2015/10/21/chartex" xmlns:cx3="http://schemas.microsoft.com/office/drawing/2016/5/9/chartex" xmlns:cx4="http://schemas.microsoft.com/office/drawing/2016/5/10/chartex" xmlns:cx5="http://schemas.microsoft.com/office/drawing/2016/5/11/chartex" xmlns:cx6="http://schemas.microsoft.com/office/drawing/2016/5/12/chartex" xmlns:cx7="http://schemas.microsoft.com/office/drawing/2016/5/13/chartex" xmlns:cx8="http://schemas.microsoft.com/office/drawing/2016/5/14/chartex" xmlns:mc="http://schemas.openxmlformats.org/markup-compatibility/2006" xmlns:aink="http://schemas.microsoft.com/office/drawing/2016/ink" xmlns:am3d="http://schemas.microsoft.com/office/drawing/2017/model3d" xmlns:o="urn:schemas-microsoft-com:office:office" xmlns:r="http://schemas.openxmlformats.org/officeDocument/2006/relationships" xmlns:m="http://schemas.openxmlformats.org/officeDocument/2006/math" xmlns:v="urn:schemas-microsoft-com:vml" xmlns:wp14="http://schemas.microsoft.com/office/word/2010/wordprocessingDrawing" xmlns:wp="http://schemas.openxmlformats.org/drawingml/2006/wordprocessingDrawing" xmlns:w10="urn:schemas-microsoft-com:office:word" xmlns:w="http://schemas.openxmlformats.org/wordprocessingml/2006/main" xmlns:w14="http://schemas.microsoft.com/office/word/2010/wordml" xmlns:w15="http://schemas.microsoft.com/office/word/2012/wordml" xmlns:w16cex="http://schemas.microsoft.com/office/word/2018/wordml/cex" xmlns:w16cid="http://schemas.microsoft.com/office/word/2016/wordml/cid" xmlns:w16="http://schemas.microsoft.com/office/word/2018/wordml" xmlns:w16sdtdh="http://schemas.microsoft.com/office/word/2020/wordml/sdtdatahash" xmlns:w16se="http://schemas.microsoft.com/office/word/2015/wordml/symex" xmlns:wpg="http://schemas.microsoft.com/office/word/2010/wordprocessingGroup" xmlns:wpi="http://schemas.microsoft.com/office/word/2010/wordprocessingInk" xmlns:wne="http://schemas.microsoft.com/office/word/2006/wordml" xmlns:wps="http://schemas.microsoft.com/office/word/2010/wordprocessingShape" mc:Ignorable="w14 w15 w16se w16cid w16 w16cex w16sdtdh wp14">
   <w:body>
     <w:tbl>
       <w:tblPr>
@@ -441,25 +441,7 @@
                 <w:sz w:val="20"/>
                 <w:szCs w:val="20"/>
               </w:rPr>
-              <w:t>{</w:t>
-            </w:r>
-            <w:proofErr w:type="gramStart"/>
-            <w:r>
-              <w:rPr>
-                <w:rFonts w:cstheme="minorHAnsi"/>
-                <w:sz w:val="20"/>
-                <w:szCs w:val="20"/>
-              </w:rPr>
-              <w:t>inicio</w:t>
-            </w:r>
-            <w:proofErr w:type="gramEnd"/>
-            <w:r>
-              <w:rPr>
-                <w:rFonts w:cstheme="minorHAnsi"/>
-                <w:sz w:val="20"/>
-                <w:szCs w:val="20"/>
-              </w:rPr>
-              <w:t>}</w:t>
+              <w:t>{inicio}</w:t>
             </w:r>
           </w:p>
         </w:tc>
@@ -520,25 +502,7 @@
                 <w:sz w:val="20"/>
                 <w:szCs w:val="20"/>
               </w:rPr>
-              <w:t>{</w:t>
-            </w:r>
-            <w:proofErr w:type="gramStart"/>
-            <w:r>
-              <w:rPr>
-                <w:rFonts w:cstheme="minorHAnsi"/>
-                <w:sz w:val="20"/>
-                <w:szCs w:val="20"/>
-              </w:rPr>
-              <w:t>termino</w:t>
-            </w:r>
-            <w:proofErr w:type="gramEnd"/>
-            <w:r>
-              <w:rPr>
-                <w:rFonts w:cstheme="minorHAnsi"/>
-                <w:sz w:val="20"/>
-                <w:szCs w:val="20"/>
-              </w:rPr>
-              <w:t>}</w:t>
+              <w:t>{termino}</w:t>
             </w:r>
           </w:p>
         </w:tc>
@@ -680,7 +644,6 @@
               </w:rPr>
               <w:t>{</w:t>
             </w:r>
-            <w:proofErr w:type="gramStart"/>
             <w:r>
               <w:rPr>
                 <w:rFonts w:cstheme="minorHAnsi"/>
@@ -689,7 +652,6 @@
               </w:rPr>
               <w:t>numero</w:t>
             </w:r>
-            <w:proofErr w:type="gramEnd"/>
             <w:r>
               <w:rPr>
                 <w:rFonts w:cstheme="minorHAnsi"/>
@@ -2161,6 +2123,50 @@
                 <w:szCs w:val="20"/>
               </w:rPr>
             </w:pPr>
+            <w:r>
+              <w:rPr>
+                <w:rFonts w:cstheme="minorHAnsi"/>
+                <w:sz w:val="20"/>
+                <w:szCs w:val="20"/>
+              </w:rPr>
+              <w:t>{#fotos}</w:t>
+            </w:r>
+          </w:p>
+          <w:p>
+            <w:pPr>
+              <w:jc w:val="center"/>
+              <w:rPr>
+                <w:rFonts w:cstheme="minorHAnsi"/>
+                <w:sz w:val="20"/>
+                <w:szCs w:val="20"/>
+              </w:rPr>
+            </w:pPr>
+            <w:r>
+              <w:rPr>
+                <w:rFonts w:cstheme="minorHAnsi"/>
+                <w:sz w:val="20"/>
+                <w:szCs w:val="20"/>
+              </w:rPr>
+              <w:t>{%imagem}</w:t>
+            </w:r>
+          </w:p>
+          <w:p>
+            <w:pPr>
+              <w:jc w:val="center"/>
+              <w:rPr>
+                <w:rFonts w:cstheme="minorHAnsi"/>
+                <w:sz w:val="20"/>
+                <w:szCs w:val="20"/>
+              </w:rPr>
+            </w:pPr>
+            <w:r>
+              <w:rPr>
+                <w:rFonts w:cstheme="minorHAnsi"/>
+                <w:sz w:val="20"/>
+                <w:szCs w:val="20"/>
+              </w:rPr>
+              <w:t>{/fotos}</w:t>
+            </w:r>
           </w:p>
           <w:p>
             <w:pPr>
@@ -2189,7 +2195,6 @@
           </w:tcPr>
           <w:p>
             <w:pPr>
-              <w:jc w:val="center"/>
               <w:rPr>
                 <w:rFonts w:cstheme="minorHAnsi"/>
                 <w:sz w:val="20"/>
@@ -2200,20 +2205,6 @@
         </w:tc>
       </w:tr>
     </w:tbl>
-    <w:p>
-      <w:pPr>
-        <w:rPr>
-          <w:rFonts w:ascii="Times New Roman" w:hAnsi="Times New Roman" w:cs="Times New Roman"/>
-        </w:rPr>
-      </w:pPr>
-    </w:p>
-    <w:p>
-      <w:pPr>
-        <w:rPr>
-          <w:rFonts w:ascii="Times New Roman" w:hAnsi="Times New Roman" w:cs="Times New Roman"/>
-        </w:rPr>
-      </w:pPr>
-    </w:p>
     <w:p>
       <w:pPr>
         <w:rPr>
@@ -2235,7 +2226,7 @@
 </file>
 
 <file path=word/endnotes.xml><?xml version="1.0" encoding="utf-8"?>
-<w:endnotes xmlns:wpc="http://schemas.microsoft.com/office/word/2010/wordprocessingCanvas" xmlns:cx="http://schemas.microsoft.com/office/drawing/2014/chartex" xmlns:cx1="http://schemas.microsoft.com/office/drawing/2015/9/8/chartex" xmlns:cx2="http://schemas.microsoft.com/office/drawing/2015/10/21/chartex" xmlns:cx3="http://schemas.microsoft.com/office/drawing/2016/5/9/chartex" xmlns:cx4="http://schemas.microsoft.com/office/drawing/2016/5/10/chartex" xmlns:cx5="http://schemas.microsoft.com/office/drawing/2016/5/11/chartex" xmlns:cx6="http://schemas.microsoft.com/office/drawing/2016/5/12/chartex" xmlns:cx7="http://schemas.microsoft.com/office/drawing/2016/5/13/chartex" xmlns:cx8="http://schemas.microsoft.com/office/drawing/2016/5/14/chartex" xmlns:mc="http://schemas.openxmlformats.org/markup-compatibility/2006" xmlns:aink="http://schemas.microsoft.com/office/drawing/2016/ink" xmlns:am3d="http://schemas.microsoft.com/office/drawing/2017/model3d" xmlns:o="urn:schemas-microsoft-com:office:office" xmlns:oel="http://schemas.microsoft.com/office/2019/extlst" xmlns:r="http://schemas.openxmlformats.org/officeDocument/2006/relationships" xmlns:m="http://schemas.openxmlformats.org/officeDocument/2006/math" xmlns:v="urn:schemas-microsoft-com:vml" xmlns:wp14="http://schemas.microsoft.com/office/word/2010/wordprocessingDrawing" xmlns:wp="http://schemas.openxmlformats.org/drawingml/2006/wordprocessingDrawing" xmlns:w10="urn:schemas-microsoft-com:office:word" xmlns:w="http://schemas.openxmlformats.org/wordprocessingml/2006/main" xmlns:w14="http://schemas.microsoft.com/office/word/2010/wordml" xmlns:w15="http://schemas.microsoft.com/office/word/2012/wordml" xmlns:w16cex="http://schemas.microsoft.com/office/word/2018/wordml/cex" xmlns:w16cid="http://schemas.microsoft.com/office/word/2016/wordml/cid" xmlns:w16="http://schemas.microsoft.com/office/word/2018/wordml" xmlns:w16du="http://schemas.microsoft.com/office/word/2023/wordml/word16du" xmlns:w16sdtdh="http://schemas.microsoft.com/office/word/2020/wordml/sdtdatahash" xmlns:w16sdtfl="http://schemas.microsoft.com/office/word/2024/wordml/sdtformatlock" xmlns:w16se="http://schemas.microsoft.com/office/word/2015/wordml/symex" xmlns:wpg="http://schemas.microsoft.com/office/word/2010/wordprocessingGroup" xmlns:wpi="http://schemas.microsoft.com/office/word/2010/wordprocessingInk" xmlns:wne="http://schemas.microsoft.com/office/word/2006/wordml" xmlns:wps="http://schemas.microsoft.com/office/word/2010/wordprocessingShape" mc:Ignorable="w14 w15 w16se w16cid w16 w16cex w16sdtdh w16sdtfl w16du wp14">
+<w:endnotes xmlns:wpc="http://schemas.microsoft.com/office/word/2010/wordprocessingCanvas" xmlns:cx="http://schemas.microsoft.com/office/drawing/2014/chartex" xmlns:cx1="http://schemas.microsoft.com/office/drawing/2015/9/8/chartex" xmlns:cx2="http://schemas.microsoft.com/office/drawing/2015/10/21/chartex" xmlns:cx3="http://schemas.microsoft.com/office/drawing/2016/5/9/chartex" xmlns:cx4="http://schemas.microsoft.com/office/drawing/2016/5/10/chartex" xmlns:cx5="http://schemas.microsoft.com/office/drawing/2016/5/11/chartex" xmlns:cx6="http://schemas.microsoft.com/office/drawing/2016/5/12/chartex" xmlns:cx7="http://schemas.microsoft.com/office/drawing/2016/5/13/chartex" xmlns:cx8="http://schemas.microsoft.com/office/drawing/2016/5/14/chartex" xmlns:mc="http://schemas.openxmlformats.org/markup-compatibility/2006" xmlns:aink="http://schemas.microsoft.com/office/drawing/2016/ink" xmlns:am3d="http://schemas.microsoft.com/office/drawing/2017/model3d" xmlns:o="urn:schemas-microsoft-com:office:office" xmlns:r="http://schemas.openxmlformats.org/officeDocument/2006/relationships" xmlns:m="http://schemas.openxmlformats.org/officeDocument/2006/math" xmlns:v="urn:schemas-microsoft-com:vml" xmlns:wp14="http://schemas.microsoft.com/office/word/2010/wordprocessingDrawing" xmlns:wp="http://schemas.openxmlformats.org/drawingml/2006/wordprocessingDrawing" xmlns:w10="urn:schemas-microsoft-com:office:word" xmlns:w="http://schemas.openxmlformats.org/wordprocessingml/2006/main" xmlns:w14="http://schemas.microsoft.com/office/word/2010/wordml" xmlns:w15="http://schemas.microsoft.com/office/word/2012/wordml" xmlns:w16cex="http://schemas.microsoft.com/office/word/2018/wordml/cex" xmlns:w16cid="http://schemas.microsoft.com/office/word/2016/wordml/cid" xmlns:w16="http://schemas.microsoft.com/office/word/2018/wordml" xmlns:w16sdtdh="http://schemas.microsoft.com/office/word/2020/wordml/sdtdatahash" xmlns:w16se="http://schemas.microsoft.com/office/word/2015/wordml/symex" xmlns:wpg="http://schemas.microsoft.com/office/word/2010/wordprocessingGroup" xmlns:wpi="http://schemas.microsoft.com/office/word/2010/wordprocessingInk" xmlns:wne="http://schemas.microsoft.com/office/word/2006/wordml" xmlns:wps="http://schemas.microsoft.com/office/word/2010/wordprocessingShape" mc:Ignorable="w14 w15 w16se w16cid w16 w16cex w16sdtdh wp14">
   <w:endnote w:type="separator" w:id="-1">
     <w:p>
       <w:pPr>
@@ -2260,7 +2251,7 @@
 </file>
 
 <file path=word/footer1.xml><?xml version="1.0" encoding="utf-8"?>
-<w:ftr xmlns:wpc="http://schemas.microsoft.com/office/word/2010/wordprocessingCanvas" xmlns:cx="http://schemas.microsoft.com/office/drawing/2014/chartex" xmlns:cx1="http://schemas.microsoft.com/office/drawing/2015/9/8/chartex" xmlns:cx2="http://schemas.microsoft.com/office/drawing/2015/10/21/chartex" xmlns:cx3="http://schemas.microsoft.com/office/drawing/2016/5/9/chartex" xmlns:cx4="http://schemas.microsoft.com/office/drawing/2016/5/10/chartex" xmlns:cx5="http://schemas.microsoft.com/office/drawing/2016/5/11/chartex" xmlns:cx6="http://schemas.microsoft.com/office/drawing/2016/5/12/chartex" xmlns:cx7="http://schemas.microsoft.com/office/drawing/2016/5/13/chartex" xmlns:cx8="http://schemas.microsoft.com/office/drawing/2016/5/14/chartex" xmlns:mc="http://schemas.openxmlformats.org/markup-compatibility/2006" xmlns:aink="http://schemas.microsoft.com/office/drawing/2016/ink" xmlns:am3d="http://schemas.microsoft.com/office/drawing/2017/model3d" xmlns:o="urn:schemas-microsoft-com:office:office" xmlns:oel="http://schemas.microsoft.com/office/2019/extlst" xmlns:r="http://schemas.openxmlformats.org/officeDocument/2006/relationships" xmlns:m="http://schemas.openxmlformats.org/officeDocument/2006/math" xmlns:v="urn:schemas-microsoft-com:vml" xmlns:wp14="http://schemas.microsoft.com/office/word/2010/wordprocessingDrawing" xmlns:wp="http://schemas.openxmlformats.org/drawingml/2006/wordprocessingDrawing" xmlns:w10="urn:schemas-microsoft-com:office:word" xmlns:w="http://schemas.openxmlformats.org/wordprocessingml/2006/main" xmlns:w14="http://schemas.microsoft.com/office/word/2010/wordml" xmlns:w15="http://schemas.microsoft.com/office/word/2012/wordml" xmlns:w16cex="http://schemas.microsoft.com/office/word/2018/wordml/cex" xmlns:w16cid="http://schemas.microsoft.com/office/word/2016/wordml/cid" xmlns:w16="http://schemas.microsoft.com/office/word/2018/wordml" xmlns:w16du="http://schemas.microsoft.com/office/word/2023/wordml/word16du" xmlns:w16sdtdh="http://schemas.microsoft.com/office/word/2020/wordml/sdtdatahash" xmlns:w16sdtfl="http://schemas.microsoft.com/office/word/2024/wordml/sdtformatlock" xmlns:w16se="http://schemas.microsoft.com/office/word/2015/wordml/symex" xmlns:wpg="http://schemas.microsoft.com/office/word/2010/wordprocessingGroup" xmlns:wpi="http://schemas.microsoft.com/office/word/2010/wordprocessingInk" xmlns:wne="http://schemas.microsoft.com/office/word/2006/wordml" xmlns:wps="http://schemas.microsoft.com/office/word/2010/wordprocessingShape" mc:Ignorable="w14 w15 w16se w16cid w16 w16cex w16sdtdh w16sdtfl w16du wp14">
+<w:ftr xmlns:wpc="http://schemas.microsoft.com/office/word/2010/wordprocessingCanvas" xmlns:cx="http://schemas.microsoft.com/office/drawing/2014/chartex" xmlns:cx1="http://schemas.microsoft.com/office/drawing/2015/9/8/chartex" xmlns:cx2="http://schemas.microsoft.com/office/drawing/2015/10/21/chartex" xmlns:cx3="http://schemas.microsoft.com/office/drawing/2016/5/9/chartex" xmlns:cx4="http://schemas.microsoft.com/office/drawing/2016/5/10/chartex" xmlns:cx5="http://schemas.microsoft.com/office/drawing/2016/5/11/chartex" xmlns:cx6="http://schemas.microsoft.com/office/drawing/2016/5/12/chartex" xmlns:cx7="http://schemas.microsoft.com/office/drawing/2016/5/13/chartex" xmlns:cx8="http://schemas.microsoft.com/office/drawing/2016/5/14/chartex" xmlns:mc="http://schemas.openxmlformats.org/markup-compatibility/2006" xmlns:aink="http://schemas.microsoft.com/office/drawing/2016/ink" xmlns:am3d="http://schemas.microsoft.com/office/drawing/2017/model3d" xmlns:o="urn:schemas-microsoft-com:office:office" xmlns:r="http://schemas.openxmlformats.org/officeDocument/2006/relationships" xmlns:m="http://schemas.openxmlformats.org/officeDocument/2006/math" xmlns:v="urn:schemas-microsoft-com:vml" xmlns:wp14="http://schemas.microsoft.com/office/word/2010/wordprocessingDrawing" xmlns:wp="http://schemas.openxmlformats.org/drawingml/2006/wordprocessingDrawing" xmlns:w10="urn:schemas-microsoft-com:office:word" xmlns:w="http://schemas.openxmlformats.org/wordprocessingml/2006/main" xmlns:w14="http://schemas.microsoft.com/office/word/2010/wordml" xmlns:w15="http://schemas.microsoft.com/office/word/2012/wordml" xmlns:w16cex="http://schemas.microsoft.com/office/word/2018/wordml/cex" xmlns:w16cid="http://schemas.microsoft.com/office/word/2016/wordml/cid" xmlns:w16="http://schemas.microsoft.com/office/word/2018/wordml" xmlns:w16sdtdh="http://schemas.microsoft.com/office/word/2020/wordml/sdtdatahash" xmlns:w16se="http://schemas.microsoft.com/office/word/2015/wordml/symex" xmlns:wpg="http://schemas.microsoft.com/office/word/2010/wordprocessingGroup" xmlns:wpi="http://schemas.microsoft.com/office/word/2010/wordprocessingInk" xmlns:wne="http://schemas.microsoft.com/office/word/2006/wordml" xmlns:wps="http://schemas.microsoft.com/office/word/2010/wordprocessingShape" mc:Ignorable="w14 w15 w16se w16cid w16 w16cex w16sdtdh wp14">
   <w:p>
     <w:pPr>
       <w:pStyle w:val="Rodap"/>
@@ -2303,8 +2294,8 @@
         <w:lang w:eastAsia="zh-TW"/>
       </w:rPr>
       <w:pict w14:anchorId="24509C55">
-        <v:rect id="_x0000_s1030" style="position:absolute;left:0;text-align:left;margin-left:0;margin-top:0;width:468pt;height:58.3pt;z-index:251664384;mso-width-percent:1000;mso-height-percent:810;mso-position-horizontal:center;mso-position-horizontal-relative:margin;mso-position-vertical:bottom;mso-position-vertical-relative:page;mso-width-percent:1000;mso-height-percent:810;mso-width-relative:margin;mso-height-relative:bottom-margin-area" filled="f" stroked="f">
-          <v:textbox style="mso-next-textbox:#_x0000_s1030" inset=",0">
+        <v:rect id="_x0000_s2054" style="position:absolute;left:0;text-align:left;margin-left:0;margin-top:0;width:468pt;height:58.3pt;z-index:251664384;mso-width-percent:1000;mso-height-percent:810;mso-position-horizontal:center;mso-position-horizontal-relative:margin;mso-position-vertical:bottom;mso-position-vertical-relative:page;mso-width-percent:1000;mso-height-percent:810;mso-width-relative:margin;mso-height-relative:bottom-margin-area" filled="f" stroked="f">
+          <v:textbox style="mso-next-textbox:#_x0000_s2054" inset=",0">
             <w:txbxContent>
               <w:p/>
             </w:txbxContent>
@@ -2319,14 +2310,14 @@
         <w:lang w:eastAsia="zh-TW"/>
       </w:rPr>
       <w:pict w14:anchorId="438A21F9">
-        <v:group id="_x0000_s1026" style="position:absolute;left:0;text-align:left;margin-left:0;margin-top:0;width:6pt;height:55.35pt;z-index:251663360;mso-height-percent:780;mso-position-horizontal:left;mso-position-horizontal-relative:right-margin-area;mso-position-vertical:bottom;mso-position-vertical-relative:page;mso-height-percent:780;mso-height-relative:bottom-margin-area" coordorigin="2820,4935" coordsize="120,1320">
+        <v:group id="_x0000_s2050" style="position:absolute;left:0;text-align:left;margin-left:0;margin-top:0;width:6pt;height:55.35pt;z-index:251663360;mso-height-percent:780;mso-position-horizontal:left;mso-position-horizontal-relative:right-margin-area;mso-position-vertical:bottom;mso-position-vertical-relative:page;mso-height-percent:780;mso-height-relative:bottom-margin-area" coordorigin="2820,4935" coordsize="120,1320">
           <v:shapetype id="_x0000_t32" coordsize="21600,21600" o:spt="32" o:oned="t" path="m,l21600,21600e" filled="f">
             <v:path arrowok="t" fillok="f" o:connecttype="none"/>
             <o:lock v:ext="edit" shapetype="t"/>
           </v:shapetype>
-          <v:shape id="_x0000_s1027" type="#_x0000_t32" style="position:absolute;left:2820;top:4935;width:0;height:1320" o:connectortype="straight" strokecolor="#4f81bd [3204]"/>
-          <v:shape id="_x0000_s1028" type="#_x0000_t32" style="position:absolute;left:2880;top:4935;width:0;height:1320" o:connectortype="straight" strokecolor="#4f81bd [3204]"/>
-          <v:shape id="_x0000_s1029" type="#_x0000_t32" style="position:absolute;left:2940;top:4935;width:0;height:1320" o:connectortype="straight" strokecolor="#4f81bd [3204]"/>
+          <v:shape id="_x0000_s2051" type="#_x0000_t32" style="position:absolute;left:2820;top:4935;width:0;height:1320" o:connectortype="straight" strokecolor="#4f81bd [3204]"/>
+          <v:shape id="_x0000_s2052" type="#_x0000_t32" style="position:absolute;left:2880;top:4935;width:0;height:1320" o:connectortype="straight" strokecolor="#4f81bd [3204]"/>
+          <v:shape id="_x0000_s2053" type="#_x0000_t32" style="position:absolute;left:2940;top:4935;width:0;height:1320" o:connectortype="straight" strokecolor="#4f81bd [3204]"/>
           <w10:wrap anchorx="page" anchory="page"/>
         </v:group>
       </w:pict>
@@ -2336,7 +2327,7 @@
 </file>
 
 <file path=word/footnotes.xml><?xml version="1.0" encoding="utf-8"?>
-<w:footnotes xmlns:wpc="http://schemas.microsoft.com/office/word/2010/wordprocessingCanvas" xmlns:cx="http://schemas.microsoft.com/office/drawing/2014/chartex" xmlns:cx1="http://schemas.microsoft.com/office/drawing/2015/9/8/chartex" xmlns:cx2="http://schemas.microsoft.com/office/drawing/2015/10/21/chartex" xmlns:cx3="http://schemas.microsoft.com/office/drawing/2016/5/9/chartex" xmlns:cx4="http://schemas.microsoft.com/office/drawing/2016/5/10/chartex" xmlns:cx5="http://schemas.microsoft.com/office/drawing/2016/5/11/chartex" xmlns:cx6="http://schemas.microsoft.com/office/drawing/2016/5/12/chartex" xmlns:cx7="http://schemas.microsoft.com/office/drawing/2016/5/13/chartex" xmlns:cx8="http://schemas.microsoft.com/office/drawing/2016/5/14/chartex" xmlns:mc="http://schemas.openxmlformats.org/markup-compatibility/2006" xmlns:aink="http://schemas.microsoft.com/office/drawing/2016/ink" xmlns:am3d="http://schemas.microsoft.com/office/drawing/2017/model3d" xmlns:o="urn:schemas-microsoft-com:office:office" xmlns:oel="http://schemas.microsoft.com/office/2019/extlst" xmlns:r="http://schemas.openxmlformats.org/officeDocument/2006/relationships" xmlns:m="http://schemas.openxmlformats.org/officeDocument/2006/math" xmlns:v="urn:schemas-microsoft-com:vml" xmlns:wp14="http://schemas.microsoft.com/office/word/2010/wordprocessingDrawing" xmlns:wp="http://schemas.openxmlformats.org/drawingml/2006/wordprocessingDrawing" xmlns:w10="urn:schemas-microsoft-com:office:word" xmlns:w="http://schemas.openxmlformats.org/wordprocessingml/2006/main" xmlns:w14="http://schemas.microsoft.com/office/word/2010/wordml" xmlns:w15="http://schemas.microsoft.com/office/word/2012/wordml" xmlns:w16cex="http://schemas.microsoft.com/office/word/2018/wordml/cex" xmlns:w16cid="http://schemas.microsoft.com/office/word/2016/wordml/cid" xmlns:w16="http://schemas.microsoft.com/office/word/2018/wordml" xmlns:w16du="http://schemas.microsoft.com/office/word/2023/wordml/word16du" xmlns:w16sdtdh="http://schemas.microsoft.com/office/word/2020/wordml/sdtdatahash" xmlns:w16sdtfl="http://schemas.microsoft.com/office/word/2024/wordml/sdtformatlock" xmlns:w16se="http://schemas.microsoft.com/office/word/2015/wordml/symex" xmlns:wpg="http://schemas.microsoft.com/office/word/2010/wordprocessingGroup" xmlns:wpi="http://schemas.microsoft.com/office/word/2010/wordprocessingInk" xmlns:wne="http://schemas.microsoft.com/office/word/2006/wordml" xmlns:wps="http://schemas.microsoft.com/office/word/2010/wordprocessingShape" mc:Ignorable="w14 w15 w16se w16cid w16 w16cex w16sdtdh w16sdtfl w16du wp14">
+<w:footnotes xmlns:wpc="http://schemas.microsoft.com/office/word/2010/wordprocessingCanvas" xmlns:cx="http://schemas.microsoft.com/office/drawing/2014/chartex" xmlns:cx1="http://schemas.microsoft.com/office/drawing/2015/9/8/chartex" xmlns:cx2="http://schemas.microsoft.com/office/drawing/2015/10/21/chartex" xmlns:cx3="http://schemas.microsoft.com/office/drawing/2016/5/9/chartex" xmlns:cx4="http://schemas.microsoft.com/office/drawing/2016/5/10/chartex" xmlns:cx5="http://schemas.microsoft.com/office/drawing/2016/5/11/chartex" xmlns:cx6="http://schemas.microsoft.com/office/drawing/2016/5/12/chartex" xmlns:cx7="http://schemas.microsoft.com/office/drawing/2016/5/13/chartex" xmlns:cx8="http://schemas.microsoft.com/office/drawing/2016/5/14/chartex" xmlns:mc="http://schemas.openxmlformats.org/markup-compatibility/2006" xmlns:aink="http://schemas.microsoft.com/office/drawing/2016/ink" xmlns:am3d="http://schemas.microsoft.com/office/drawing/2017/model3d" xmlns:o="urn:schemas-microsoft-com:office:office" xmlns:r="http://schemas.openxmlformats.org/officeDocument/2006/relationships" xmlns:m="http://schemas.openxmlformats.org/officeDocument/2006/math" xmlns:v="urn:schemas-microsoft-com:vml" xmlns:wp14="http://schemas.microsoft.com/office/word/2010/wordprocessingDrawing" xmlns:wp="http://schemas.openxmlformats.org/drawingml/2006/wordprocessingDrawing" xmlns:w10="urn:schemas-microsoft-com:office:word" xmlns:w="http://schemas.openxmlformats.org/wordprocessingml/2006/main" xmlns:w14="http://schemas.microsoft.com/office/word/2010/wordml" xmlns:w15="http://schemas.microsoft.com/office/word/2012/wordml" xmlns:w16cex="http://schemas.microsoft.com/office/word/2018/wordml/cex" xmlns:w16cid="http://schemas.microsoft.com/office/word/2016/wordml/cid" xmlns:w16="http://schemas.microsoft.com/office/word/2018/wordml" xmlns:w16sdtdh="http://schemas.microsoft.com/office/word/2020/wordml/sdtdatahash" xmlns:w16se="http://schemas.microsoft.com/office/word/2015/wordml/symex" xmlns:wpg="http://schemas.microsoft.com/office/word/2010/wordprocessingGroup" xmlns:wpi="http://schemas.microsoft.com/office/word/2010/wordprocessingInk" xmlns:wne="http://schemas.microsoft.com/office/word/2006/wordml" xmlns:wps="http://schemas.microsoft.com/office/word/2010/wordprocessingShape" mc:Ignorable="w14 w15 w16se w16cid w16 w16cex w16sdtdh wp14">
   <w:footnote w:type="separator" w:id="-1">
     <w:p>
       <w:pPr>
@@ -2361,7 +2352,7 @@
 </file>
 
 <file path=word/header1.xml><?xml version="1.0" encoding="utf-8"?>
-<w:hdr xmlns:wpc="http://schemas.microsoft.com/office/word/2010/wordprocessingCanvas" xmlns:cx="http://schemas.microsoft.com/office/drawing/2014/chartex" xmlns:cx1="http://schemas.microsoft.com/office/drawing/2015/9/8/chartex" xmlns:cx2="http://schemas.microsoft.com/office/drawing/2015/10/21/chartex" xmlns:cx3="http://schemas.microsoft.com/office/drawing/2016/5/9/chartex" xmlns:cx4="http://schemas.microsoft.com/office/drawing/2016/5/10/chartex" xmlns:cx5="http://schemas.microsoft.com/office/drawing/2016/5/11/chartex" xmlns:cx6="http://schemas.microsoft.com/office/drawing/2016/5/12/chartex" xmlns:cx7="http://schemas.microsoft.com/office/drawing/2016/5/13/chartex" xmlns:cx8="http://schemas.microsoft.com/office/drawing/2016/5/14/chartex" xmlns:mc="http://schemas.openxmlformats.org/markup-compatibility/2006" xmlns:aink="http://schemas.microsoft.com/office/drawing/2016/ink" xmlns:am3d="http://schemas.microsoft.com/office/drawing/2017/model3d" xmlns:o="urn:schemas-microsoft-com:office:office" xmlns:oel="http://schemas.microsoft.com/office/2019/extlst" xmlns:r="http://schemas.openxmlformats.org/officeDocument/2006/relationships" xmlns:m="http://schemas.openxmlformats.org/officeDocument/2006/math" xmlns:v="urn:schemas-microsoft-com:vml" xmlns:wp14="http://schemas.microsoft.com/office/word/2010/wordprocessingDrawing" xmlns:wp="http://schemas.openxmlformats.org/drawingml/2006/wordprocessingDrawing" xmlns:w10="urn:schemas-microsoft-com:office:word" xmlns:w="http://schemas.openxmlformats.org/wordprocessingml/2006/main" xmlns:w14="http://schemas.microsoft.com/office/word/2010/wordml" xmlns:w15="http://schemas.microsoft.com/office/word/2012/wordml" xmlns:w16cex="http://schemas.microsoft.com/office/word/2018/wordml/cex" xmlns:w16cid="http://schemas.microsoft.com/office/word/2016/wordml/cid" xmlns:w16="http://schemas.microsoft.com/office/word/2018/wordml" xmlns:w16du="http://schemas.microsoft.com/office/word/2023/wordml/word16du" xmlns:w16sdtdh="http://schemas.microsoft.com/office/word/2020/wordml/sdtdatahash" xmlns:w16sdtfl="http://schemas.microsoft.com/office/word/2024/wordml/sdtformatlock" xmlns:w16se="http://schemas.microsoft.com/office/word/2015/wordml/symex" xmlns:wpg="http://schemas.microsoft.com/office/word/2010/wordprocessingGroup" xmlns:wpi="http://schemas.microsoft.com/office/word/2010/wordprocessingInk" xmlns:wne="http://schemas.microsoft.com/office/word/2006/wordml" xmlns:wps="http://schemas.microsoft.com/office/word/2010/wordprocessingShape" mc:Ignorable="w14 w15 w16se w16cid w16 w16cex w16sdtdh w16sdtfl w16du wp14">
+<w:hdr xmlns:wpc="http://schemas.microsoft.com/office/word/2010/wordprocessingCanvas" xmlns:cx="http://schemas.microsoft.com/office/drawing/2014/chartex" xmlns:cx1="http://schemas.microsoft.com/office/drawing/2015/9/8/chartex" xmlns:cx2="http://schemas.microsoft.com/office/drawing/2015/10/21/chartex" xmlns:cx3="http://schemas.microsoft.com/office/drawing/2016/5/9/chartex" xmlns:cx4="http://schemas.microsoft.com/office/drawing/2016/5/10/chartex" xmlns:cx5="http://schemas.microsoft.com/office/drawing/2016/5/11/chartex" xmlns:cx6="http://schemas.microsoft.com/office/drawing/2016/5/12/chartex" xmlns:cx7="http://schemas.microsoft.com/office/drawing/2016/5/13/chartex" xmlns:cx8="http://schemas.microsoft.com/office/drawing/2016/5/14/chartex" xmlns:mc="http://schemas.openxmlformats.org/markup-compatibility/2006" xmlns:aink="http://schemas.microsoft.com/office/drawing/2016/ink" xmlns:am3d="http://schemas.microsoft.com/office/drawing/2017/model3d" xmlns:o="urn:schemas-microsoft-com:office:office" xmlns:r="http://schemas.openxmlformats.org/officeDocument/2006/relationships" xmlns:m="http://schemas.openxmlformats.org/officeDocument/2006/math" xmlns:v="urn:schemas-microsoft-com:vml" xmlns:wp14="http://schemas.microsoft.com/office/word/2010/wordprocessingDrawing" xmlns:wp="http://schemas.openxmlformats.org/drawingml/2006/wordprocessingDrawing" xmlns:w10="urn:schemas-microsoft-com:office:word" xmlns:w="http://schemas.openxmlformats.org/wordprocessingml/2006/main" xmlns:w14="http://schemas.microsoft.com/office/word/2010/wordml" xmlns:w15="http://schemas.microsoft.com/office/word/2012/wordml" xmlns:w16cex="http://schemas.microsoft.com/office/word/2018/wordml/cex" xmlns:w16cid="http://schemas.microsoft.com/office/word/2016/wordml/cid" xmlns:w16="http://schemas.microsoft.com/office/word/2018/wordml" xmlns:w16sdtdh="http://schemas.microsoft.com/office/word/2020/wordml/sdtdatahash" xmlns:w16se="http://schemas.microsoft.com/office/word/2015/wordml/symex" xmlns:wpg="http://schemas.microsoft.com/office/word/2010/wordprocessingGroup" xmlns:wpi="http://schemas.microsoft.com/office/word/2010/wordprocessingInk" xmlns:wne="http://schemas.microsoft.com/office/word/2006/wordml" xmlns:wps="http://schemas.microsoft.com/office/word/2010/wordprocessingShape" mc:Ignorable="w14 w15 w16se w16cid w16 w16cex w16sdtdh wp14">
   <w:p>
     <w:r>
       <w:cr/>
@@ -2371,7 +2362,7 @@
 </file>
 
 <file path=word/header2.xml><?xml version="1.0" encoding="utf-8"?>
-<w:hdr xmlns:wpc="http://schemas.microsoft.com/office/word/2010/wordprocessingCanvas" xmlns:cx="http://schemas.microsoft.com/office/drawing/2014/chartex" xmlns:cx1="http://schemas.microsoft.com/office/drawing/2015/9/8/chartex" xmlns:cx2="http://schemas.microsoft.com/office/drawing/2015/10/21/chartex" xmlns:cx3="http://schemas.microsoft.com/office/drawing/2016/5/9/chartex" xmlns:cx4="http://schemas.microsoft.com/office/drawing/2016/5/10/chartex" xmlns:cx5="http://schemas.microsoft.com/office/drawing/2016/5/11/chartex" xmlns:cx6="http://schemas.microsoft.com/office/drawing/2016/5/12/chartex" xmlns:cx7="http://schemas.microsoft.com/office/drawing/2016/5/13/chartex" xmlns:cx8="http://schemas.microsoft.com/office/drawing/2016/5/14/chartex" xmlns:mc="http://schemas.openxmlformats.org/markup-compatibility/2006" xmlns:aink="http://schemas.microsoft.com/office/drawing/2016/ink" xmlns:am3d="http://schemas.microsoft.com/office/drawing/2017/model3d" xmlns:o="urn:schemas-microsoft-com:office:office" xmlns:oel="http://schemas.microsoft.com/office/2019/extlst" xmlns:r="http://schemas.openxmlformats.org/officeDocument/2006/relationships" xmlns:m="http://schemas.openxmlformats.org/officeDocument/2006/math" xmlns:v="urn:schemas-microsoft-com:vml" xmlns:wp14="http://schemas.microsoft.com/office/word/2010/wordprocessingDrawing" xmlns:wp="http://schemas.openxmlformats.org/drawingml/2006/wordprocessingDrawing" xmlns:w10="urn:schemas-microsoft-com:office:word" xmlns:w="http://schemas.openxmlformats.org/wordprocessingml/2006/main" xmlns:w14="http://schemas.microsoft.com/office/word/2010/wordml" xmlns:w15="http://schemas.microsoft.com/office/word/2012/wordml" xmlns:w16cex="http://schemas.microsoft.com/office/word/2018/wordml/cex" xmlns:w16cid="http://schemas.microsoft.com/office/word/2016/wordml/cid" xmlns:w16="http://schemas.microsoft.com/office/word/2018/wordml" xmlns:w16du="http://schemas.microsoft.com/office/word/2023/wordml/word16du" xmlns:w16sdtdh="http://schemas.microsoft.com/office/word/2020/wordml/sdtdatahash" xmlns:w16sdtfl="http://schemas.microsoft.com/office/word/2024/wordml/sdtformatlock" xmlns:w16se="http://schemas.microsoft.com/office/word/2015/wordml/symex" xmlns:wpg="http://schemas.microsoft.com/office/word/2010/wordprocessingGroup" xmlns:wpi="http://schemas.microsoft.com/office/word/2010/wordprocessingInk" xmlns:wne="http://schemas.microsoft.com/office/word/2006/wordml" xmlns:wps="http://schemas.microsoft.com/office/word/2010/wordprocessingShape" mc:Ignorable="w14 w15 w16se w16cid w16 w16cex w16sdtdh w16sdtfl w16du wp14">
+<w:hdr xmlns:wpc="http://schemas.microsoft.com/office/word/2010/wordprocessingCanvas" xmlns:cx="http://schemas.microsoft.com/office/drawing/2014/chartex" xmlns:cx1="http://schemas.microsoft.com/office/drawing/2015/9/8/chartex" xmlns:cx2="http://schemas.microsoft.com/office/drawing/2015/10/21/chartex" xmlns:cx3="http://schemas.microsoft.com/office/drawing/2016/5/9/chartex" xmlns:cx4="http://schemas.microsoft.com/office/drawing/2016/5/10/chartex" xmlns:cx5="http://schemas.microsoft.com/office/drawing/2016/5/11/chartex" xmlns:cx6="http://schemas.microsoft.com/office/drawing/2016/5/12/chartex" xmlns:cx7="http://schemas.microsoft.com/office/drawing/2016/5/13/chartex" xmlns:cx8="http://schemas.microsoft.com/office/drawing/2016/5/14/chartex" xmlns:mc="http://schemas.openxmlformats.org/markup-compatibility/2006" xmlns:aink="http://schemas.microsoft.com/office/drawing/2016/ink" xmlns:am3d="http://schemas.microsoft.com/office/drawing/2017/model3d" xmlns:o="urn:schemas-microsoft-com:office:office" xmlns:r="http://schemas.openxmlformats.org/officeDocument/2006/relationships" xmlns:m="http://schemas.openxmlformats.org/officeDocument/2006/math" xmlns:v="urn:schemas-microsoft-com:vml" xmlns:wp14="http://schemas.microsoft.com/office/word/2010/wordprocessingDrawing" xmlns:wp="http://schemas.openxmlformats.org/drawingml/2006/wordprocessingDrawing" xmlns:w10="urn:schemas-microsoft-com:office:word" xmlns:w="http://schemas.openxmlformats.org/wordprocessingml/2006/main" xmlns:w14="http://schemas.microsoft.com/office/word/2010/wordml" xmlns:w15="http://schemas.microsoft.com/office/word/2012/wordml" xmlns:w16cex="http://schemas.microsoft.com/office/word/2018/wordml/cex" xmlns:w16cid="http://schemas.microsoft.com/office/word/2016/wordml/cid" xmlns:w16="http://schemas.microsoft.com/office/word/2018/wordml" xmlns:w16sdtdh="http://schemas.microsoft.com/office/word/2020/wordml/sdtdatahash" xmlns:w16se="http://schemas.microsoft.com/office/word/2015/wordml/symex" xmlns:wpg="http://schemas.microsoft.com/office/word/2010/wordprocessingGroup" xmlns:wpi="http://schemas.microsoft.com/office/word/2010/wordprocessingInk" xmlns:wne="http://schemas.microsoft.com/office/word/2006/wordml" xmlns:wps="http://schemas.microsoft.com/office/word/2010/wordprocessingShape" mc:Ignorable="w14 w15 w16se w16cid w16 w16cex w16sdtdh wp14">
   <w:p>
     <w:pPr>
       <w:pStyle w:val="Cabealho"/>
@@ -2464,7 +2455,7 @@
           <v:stroke joinstyle="miter"/>
           <v:path gradientshapeok="t" o:connecttype="rect"/>
         </v:shapetype>
-        <v:shape id="Caixa de Texto 2" o:spid="_x0000_s1025" type="#_x0000_t202" style="position:absolute;left:0;text-align:left;margin-left:-9.75pt;margin-top:-26.65pt;width:105pt;height:84.75pt;z-index:251660288;visibility:visible;mso-wrap-style:square;mso-width-percent:0;mso-height-percent:0;mso-wrap-distance-left:9pt;mso-wrap-distance-top:0;mso-wrap-distance-right:9pt;mso-wrap-distance-bottom:0;mso-position-horizontal:absolute;mso-position-horizontal-relative:text;mso-position-vertical:absolute;mso-position-vertical-relative:text;mso-width-percent:0;mso-height-percent:0;mso-width-relative:margin;mso-height-relative:margin;v-text-anchor:top" o:gfxdata="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" stroked="f">
+        <v:shape id="Caixa de Texto 2" o:spid="_x0000_s2049" type="#_x0000_t202" style="position:absolute;left:0;text-align:left;margin-left:-9.75pt;margin-top:-26.65pt;width:105pt;height:84.75pt;z-index:251660288;visibility:visible;mso-wrap-style:square;mso-width-percent:0;mso-height-percent:0;mso-wrap-distance-left:9pt;mso-wrap-distance-top:0;mso-wrap-distance-right:9pt;mso-wrap-distance-bottom:0;mso-position-horizontal:absolute;mso-position-horizontal-relative:text;mso-position-vertical:absolute;mso-position-vertical-relative:text;mso-width-percent:0;mso-height-percent:0;mso-width-relative:margin;mso-height-relative:margin;v-text-anchor:top" o:gfxdata="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" stroked="f">
           <v:textbox>
             <w:txbxContent>
               <w:p/>
@@ -2527,7 +2518,7 @@
 </file>
 
 <file path=word/styles.xml><?xml version="1.0" encoding="utf-8"?>
-<w:styles xmlns:mc="http://schemas.openxmlformats.org/markup-compatibility/2006" xmlns:r="http://schemas.openxmlformats.org/officeDocument/2006/relationships" xmlns:w="http://schemas.openxmlformats.org/wordprocessingml/2006/main" xmlns:w14="http://schemas.microsoft.com/office/word/2010/wordml" xmlns:w15="http://schemas.microsoft.com/office/word/2012/wordml" xmlns:w16cex="http://schemas.microsoft.com/office/word/2018/wordml/cex" xmlns:w16cid="http://schemas.microsoft.com/office/word/2016/wordml/cid" xmlns:w16="http://schemas.microsoft.com/office/word/2018/wordml" xmlns:w16du="http://schemas.microsoft.com/office/word/2023/wordml/word16du" xmlns:w16sdtdh="http://schemas.microsoft.com/office/word/2020/wordml/sdtdatahash" xmlns:w16sdtfl="http://schemas.microsoft.com/office/word/2024/wordml/sdtformatlock" xmlns:w16se="http://schemas.microsoft.com/office/word/2015/wordml/symex" mc:Ignorable="w14 w15 w16se w16cid w16 w16cex w16sdtdh w16sdtfl w16du">
+<w:styles xmlns:mc="http://schemas.openxmlformats.org/markup-compatibility/2006" xmlns:r="http://schemas.openxmlformats.org/officeDocument/2006/relationships" xmlns:w="http://schemas.openxmlformats.org/wordprocessingml/2006/main" xmlns:w14="http://schemas.microsoft.com/office/word/2010/wordml" xmlns:w15="http://schemas.microsoft.com/office/word/2012/wordml" xmlns:w16cex="http://schemas.microsoft.com/office/word/2018/wordml/cex" xmlns:w16cid="http://schemas.microsoft.com/office/word/2016/wordml/cid" xmlns:w16="http://schemas.microsoft.com/office/word/2018/wordml" xmlns:w16sdtdh="http://schemas.microsoft.com/office/word/2020/wordml/sdtdatahash" xmlns:w16se="http://schemas.microsoft.com/office/word/2015/wordml/symex" mc:Ignorable="w14 w15 w16se w16cid w16 w16cex w16sdtdh">
   <w:docDefaults>
     <w:rPrDefault>
       <w:rPr>

--- a/apps/ocorrencias/template.docx
+++ b/apps/ocorrencias/template.docx
@@ -1,6 +1,6 @@
 
 <file path=word/document.xml><?xml version="1.0" encoding="utf-8"?>
-<w:document xmlns:wpc="http://schemas.microsoft.com/office/word/2010/wordprocessingCanvas" xmlns:cx="http://schemas.microsoft.com/office/drawing/2014/chartex" xmlns:cx1="http://schemas.microsoft.com/office/drawing/2015/9/8/chartex" xmlns:cx2="http://schemas.microsoft.com/office/drawing/2015/10/21/chartex" xmlns:cx3="http://schemas.microsoft.com/office/drawing/2016/5/9/chartex" xmlns:cx4="http://schemas.microsoft.com/office/drawing/2016/5/10/chartex" xmlns:cx5="http://schemas.microsoft.com/office/drawing/2016/5/11/chartex" xmlns:cx6="http://schemas.microsoft.com/office/drawing/2016/5/12/chartex" xmlns:cx7="http://schemas.microsoft.com/office/drawing/2016/5/13/chartex" xmlns:cx8="http://schemas.microsoft.com/office/drawing/2016/5/14/chartex" xmlns:mc="http://schemas.openxmlformats.org/markup-compatibility/2006" xmlns:aink="http://schemas.microsoft.com/office/drawing/2016/ink" xmlns:am3d="http://schemas.microsoft.com/office/drawing/2017/model3d" xmlns:o="urn:schemas-microsoft-com:office:office" xmlns:r="http://schemas.openxmlformats.org/officeDocument/2006/relationships" xmlns:m="http://schemas.openxmlformats.org/officeDocument/2006/math" xmlns:v="urn:schemas-microsoft-com:vml" xmlns:wp14="http://schemas.microsoft.com/office/word/2010/wordprocessingDrawing" xmlns:wp="http://schemas.openxmlformats.org/drawingml/2006/wordprocessingDrawing" xmlns:w10="urn:schemas-microsoft-com:office:word" xmlns:w="http://schemas.openxmlformats.org/wordprocessingml/2006/main" xmlns:w14="http://schemas.microsoft.com/office/word/2010/wordml" xmlns:w15="http://schemas.microsoft.com/office/word/2012/wordml" xmlns:w16cex="http://schemas.microsoft.com/office/word/2018/wordml/cex" xmlns:w16cid="http://schemas.microsoft.com/office/word/2016/wordml/cid" xmlns:w16="http://schemas.microsoft.com/office/word/2018/wordml" xmlns:w16sdtdh="http://schemas.microsoft.com/office/word/2020/wordml/sdtdatahash" xmlns:w16se="http://schemas.microsoft.com/office/word/2015/wordml/symex" xmlns:wpg="http://schemas.microsoft.com/office/word/2010/wordprocessingGroup" xmlns:wpi="http://schemas.microsoft.com/office/word/2010/wordprocessingInk" xmlns:wne="http://schemas.microsoft.com/office/word/2006/wordml" xmlns:wps="http://schemas.microsoft.com/office/word/2010/wordprocessingShape" mc:Ignorable="w14 w15 w16se w16cid w16 w16cex w16sdtdh wp14">
+<w:document xmlns:wpc="http://schemas.microsoft.com/office/word/2010/wordprocessingCanvas" xmlns:cx="http://schemas.microsoft.com/office/drawing/2014/chartex" xmlns:cx1="http://schemas.microsoft.com/office/drawing/2015/9/8/chartex" xmlns:cx2="http://schemas.microsoft.com/office/drawing/2015/10/21/chartex" xmlns:cx3="http://schemas.microsoft.com/office/drawing/2016/5/9/chartex" xmlns:cx4="http://schemas.microsoft.com/office/drawing/2016/5/10/chartex" xmlns:cx5="http://schemas.microsoft.com/office/drawing/2016/5/11/chartex" xmlns:cx6="http://schemas.microsoft.com/office/drawing/2016/5/12/chartex" xmlns:cx7="http://schemas.microsoft.com/office/drawing/2016/5/13/chartex" xmlns:cx8="http://schemas.microsoft.com/office/drawing/2016/5/14/chartex" xmlns:mc="http://schemas.openxmlformats.org/markup-compatibility/2006" xmlns:aink="http://schemas.microsoft.com/office/drawing/2016/ink" xmlns:am3d="http://schemas.microsoft.com/office/drawing/2017/model3d" xmlns:o="urn:schemas-microsoft-com:office:office" xmlns:oel="http://schemas.microsoft.com/office/2019/extlst" xmlns:r="http://schemas.openxmlformats.org/officeDocument/2006/relationships" xmlns:m="http://schemas.openxmlformats.org/officeDocument/2006/math" xmlns:v="urn:schemas-microsoft-com:vml" xmlns:wp14="http://schemas.microsoft.com/office/word/2010/wordprocessingDrawing" xmlns:wp="http://schemas.openxmlformats.org/drawingml/2006/wordprocessingDrawing" xmlns:w10="urn:schemas-microsoft-com:office:word" xmlns:w="http://schemas.openxmlformats.org/wordprocessingml/2006/main" xmlns:w14="http://schemas.microsoft.com/office/word/2010/wordml" xmlns:w15="http://schemas.microsoft.com/office/word/2012/wordml" xmlns:w16cex="http://schemas.microsoft.com/office/word/2018/wordml/cex" xmlns:w16cid="http://schemas.microsoft.com/office/word/2016/wordml/cid" xmlns:w16="http://schemas.microsoft.com/office/word/2018/wordml" xmlns:w16du="http://schemas.microsoft.com/office/word/2023/wordml/word16du" xmlns:w16sdtdh="http://schemas.microsoft.com/office/word/2020/wordml/sdtdatahash" xmlns:w16sdtfl="http://schemas.microsoft.com/office/word/2024/wordml/sdtformatlock" xmlns:w16se="http://schemas.microsoft.com/office/word/2015/wordml/symex" xmlns:wpg="http://schemas.microsoft.com/office/word/2010/wordprocessingGroup" xmlns:wpi="http://schemas.microsoft.com/office/word/2010/wordprocessingInk" xmlns:wne="http://schemas.microsoft.com/office/word/2006/wordml" xmlns:wps="http://schemas.microsoft.com/office/word/2010/wordprocessingShape" mc:Ignorable="w14 w15 w16se w16cid w16 w16cex w16sdtdh w16sdtfl w16du wp14">
   <w:body>
     <w:tbl>
       <w:tblPr>
@@ -915,19 +915,16 @@
               <w:t>}</w:t>
             </w:r>
           </w:p>
-          <w:p>
-            <w:pPr>
-              <w:rPr>
-                <w:bCs/>
-                <w:sz w:val="20"/>
-                <w:szCs w:val="20"/>
-              </w:rPr>
-            </w:pPr>
-          </w:p>
         </w:tc>
       </w:tr>
     </w:tbl>
-    <w:p/>
+    <w:p>
+      <w:pPr>
+        <w:rPr>
+          <w:lang w:val="en-US"/>
+        </w:rPr>
+      </w:pPr>
+    </w:p>
     <w:tbl>
       <w:tblPr>
         <w:tblStyle w:val="Tabelacomgrade"/>
@@ -2226,7 +2223,7 @@
 </file>
 
 <file path=word/endnotes.xml><?xml version="1.0" encoding="utf-8"?>
-<w:endnotes xmlns:wpc="http://schemas.microsoft.com/office/word/2010/wordprocessingCanvas" xmlns:cx="http://schemas.microsoft.com/office/drawing/2014/chartex" xmlns:cx1="http://schemas.microsoft.com/office/drawing/2015/9/8/chartex" xmlns:cx2="http://schemas.microsoft.com/office/drawing/2015/10/21/chartex" xmlns:cx3="http://schemas.microsoft.com/office/drawing/2016/5/9/chartex" xmlns:cx4="http://schemas.microsoft.com/office/drawing/2016/5/10/chartex" xmlns:cx5="http://schemas.microsoft.com/office/drawing/2016/5/11/chartex" xmlns:cx6="http://schemas.microsoft.com/office/drawing/2016/5/12/chartex" xmlns:cx7="http://schemas.microsoft.com/office/drawing/2016/5/13/chartex" xmlns:cx8="http://schemas.microsoft.com/office/drawing/2016/5/14/chartex" xmlns:mc="http://schemas.openxmlformats.org/markup-compatibility/2006" xmlns:aink="http://schemas.microsoft.com/office/drawing/2016/ink" xmlns:am3d="http://schemas.microsoft.com/office/drawing/2017/model3d" xmlns:o="urn:schemas-microsoft-com:office:office" xmlns:r="http://schemas.openxmlformats.org/officeDocument/2006/relationships" xmlns:m="http://schemas.openxmlformats.org/officeDocument/2006/math" xmlns:v="urn:schemas-microsoft-com:vml" xmlns:wp14="http://schemas.microsoft.com/office/word/2010/wordprocessingDrawing" xmlns:wp="http://schemas.openxmlformats.org/drawingml/2006/wordprocessingDrawing" xmlns:w10="urn:schemas-microsoft-com:office:word" xmlns:w="http://schemas.openxmlformats.org/wordprocessingml/2006/main" xmlns:w14="http://schemas.microsoft.com/office/word/2010/wordml" xmlns:w15="http://schemas.microsoft.com/office/word/2012/wordml" xmlns:w16cex="http://schemas.microsoft.com/office/word/2018/wordml/cex" xmlns:w16cid="http://schemas.microsoft.com/office/word/2016/wordml/cid" xmlns:w16="http://schemas.microsoft.com/office/word/2018/wordml" xmlns:w16sdtdh="http://schemas.microsoft.com/office/word/2020/wordml/sdtdatahash" xmlns:w16se="http://schemas.microsoft.com/office/word/2015/wordml/symex" xmlns:wpg="http://schemas.microsoft.com/office/word/2010/wordprocessingGroup" xmlns:wpi="http://schemas.microsoft.com/office/word/2010/wordprocessingInk" xmlns:wne="http://schemas.microsoft.com/office/word/2006/wordml" xmlns:wps="http://schemas.microsoft.com/office/word/2010/wordprocessingShape" mc:Ignorable="w14 w15 w16se w16cid w16 w16cex w16sdtdh wp14">
+<w:endnotes xmlns:wpc="http://schemas.microsoft.com/office/word/2010/wordprocessingCanvas" xmlns:cx="http://schemas.microsoft.com/office/drawing/2014/chartex" xmlns:cx1="http://schemas.microsoft.com/office/drawing/2015/9/8/chartex" xmlns:cx2="http://schemas.microsoft.com/office/drawing/2015/10/21/chartex" xmlns:cx3="http://schemas.microsoft.com/office/drawing/2016/5/9/chartex" xmlns:cx4="http://schemas.microsoft.com/office/drawing/2016/5/10/chartex" xmlns:cx5="http://schemas.microsoft.com/office/drawing/2016/5/11/chartex" xmlns:cx6="http://schemas.microsoft.com/office/drawing/2016/5/12/chartex" xmlns:cx7="http://schemas.microsoft.com/office/drawing/2016/5/13/chartex" xmlns:cx8="http://schemas.microsoft.com/office/drawing/2016/5/14/chartex" xmlns:mc="http://schemas.openxmlformats.org/markup-compatibility/2006" xmlns:aink="http://schemas.microsoft.com/office/drawing/2016/ink" xmlns:am3d="http://schemas.microsoft.com/office/drawing/2017/model3d" xmlns:o="urn:schemas-microsoft-com:office:office" xmlns:oel="http://schemas.microsoft.com/office/2019/extlst" xmlns:r="http://schemas.openxmlformats.org/officeDocument/2006/relationships" xmlns:m="http://schemas.openxmlformats.org/officeDocument/2006/math" xmlns:v="urn:schemas-microsoft-com:vml" xmlns:wp14="http://schemas.microsoft.com/office/word/2010/wordprocessingDrawing" xmlns:wp="http://schemas.openxmlformats.org/drawingml/2006/wordprocessingDrawing" xmlns:w10="urn:schemas-microsoft-com:office:word" xmlns:w="http://schemas.openxmlformats.org/wordprocessingml/2006/main" xmlns:w14="http://schemas.microsoft.com/office/word/2010/wordml" xmlns:w15="http://schemas.microsoft.com/office/word/2012/wordml" xmlns:w16cex="http://schemas.microsoft.com/office/word/2018/wordml/cex" xmlns:w16cid="http://schemas.microsoft.com/office/word/2016/wordml/cid" xmlns:w16="http://schemas.microsoft.com/office/word/2018/wordml" xmlns:w16du="http://schemas.microsoft.com/office/word/2023/wordml/word16du" xmlns:w16sdtdh="http://schemas.microsoft.com/office/word/2020/wordml/sdtdatahash" xmlns:w16sdtfl="http://schemas.microsoft.com/office/word/2024/wordml/sdtformatlock" xmlns:w16se="http://schemas.microsoft.com/office/word/2015/wordml/symex" xmlns:wpg="http://schemas.microsoft.com/office/word/2010/wordprocessingGroup" xmlns:wpi="http://schemas.microsoft.com/office/word/2010/wordprocessingInk" xmlns:wne="http://schemas.microsoft.com/office/word/2006/wordml" xmlns:wps="http://schemas.microsoft.com/office/word/2010/wordprocessingShape" mc:Ignorable="w14 w15 w16se w16cid w16 w16cex w16sdtdh w16sdtfl w16du wp14">
   <w:endnote w:type="separator" w:id="-1">
     <w:p>
       <w:pPr>
@@ -2251,7 +2248,7 @@
 </file>
 
 <file path=word/footer1.xml><?xml version="1.0" encoding="utf-8"?>
-<w:ftr xmlns:wpc="http://schemas.microsoft.com/office/word/2010/wordprocessingCanvas" xmlns:cx="http://schemas.microsoft.com/office/drawing/2014/chartex" xmlns:cx1="http://schemas.microsoft.com/office/drawing/2015/9/8/chartex" xmlns:cx2="http://schemas.microsoft.com/office/drawing/2015/10/21/chartex" xmlns:cx3="http://schemas.microsoft.com/office/drawing/2016/5/9/chartex" xmlns:cx4="http://schemas.microsoft.com/office/drawing/2016/5/10/chartex" xmlns:cx5="http://schemas.microsoft.com/office/drawing/2016/5/11/chartex" xmlns:cx6="http://schemas.microsoft.com/office/drawing/2016/5/12/chartex" xmlns:cx7="http://schemas.microsoft.com/office/drawing/2016/5/13/chartex" xmlns:cx8="http://schemas.microsoft.com/office/drawing/2016/5/14/chartex" xmlns:mc="http://schemas.openxmlformats.org/markup-compatibility/2006" xmlns:aink="http://schemas.microsoft.com/office/drawing/2016/ink" xmlns:am3d="http://schemas.microsoft.com/office/drawing/2017/model3d" xmlns:o="urn:schemas-microsoft-com:office:office" xmlns:r="http://schemas.openxmlformats.org/officeDocument/2006/relationships" xmlns:m="http://schemas.openxmlformats.org/officeDocument/2006/math" xmlns:v="urn:schemas-microsoft-com:vml" xmlns:wp14="http://schemas.microsoft.com/office/word/2010/wordprocessingDrawing" xmlns:wp="http://schemas.openxmlformats.org/drawingml/2006/wordprocessingDrawing" xmlns:w10="urn:schemas-microsoft-com:office:word" xmlns:w="http://schemas.openxmlformats.org/wordprocessingml/2006/main" xmlns:w14="http://schemas.microsoft.com/office/word/2010/wordml" xmlns:w15="http://schemas.microsoft.com/office/word/2012/wordml" xmlns:w16cex="http://schemas.microsoft.com/office/word/2018/wordml/cex" xmlns:w16cid="http://schemas.microsoft.com/office/word/2016/wordml/cid" xmlns:w16="http://schemas.microsoft.com/office/word/2018/wordml" xmlns:w16sdtdh="http://schemas.microsoft.com/office/word/2020/wordml/sdtdatahash" xmlns:w16se="http://schemas.microsoft.com/office/word/2015/wordml/symex" xmlns:wpg="http://schemas.microsoft.com/office/word/2010/wordprocessingGroup" xmlns:wpi="http://schemas.microsoft.com/office/word/2010/wordprocessingInk" xmlns:wne="http://schemas.microsoft.com/office/word/2006/wordml" xmlns:wps="http://schemas.microsoft.com/office/word/2010/wordprocessingShape" mc:Ignorable="w14 w15 w16se w16cid w16 w16cex w16sdtdh wp14">
+<w:ftr xmlns:wpc="http://schemas.microsoft.com/office/word/2010/wordprocessingCanvas" xmlns:cx="http://schemas.microsoft.com/office/drawing/2014/chartex" xmlns:cx1="http://schemas.microsoft.com/office/drawing/2015/9/8/chartex" xmlns:cx2="http://schemas.microsoft.com/office/drawing/2015/10/21/chartex" xmlns:cx3="http://schemas.microsoft.com/office/drawing/2016/5/9/chartex" xmlns:cx4="http://schemas.microsoft.com/office/drawing/2016/5/10/chartex" xmlns:cx5="http://schemas.microsoft.com/office/drawing/2016/5/11/chartex" xmlns:cx6="http://schemas.microsoft.com/office/drawing/2016/5/12/chartex" xmlns:cx7="http://schemas.microsoft.com/office/drawing/2016/5/13/chartex" xmlns:cx8="http://schemas.microsoft.com/office/drawing/2016/5/14/chartex" xmlns:mc="http://schemas.openxmlformats.org/markup-compatibility/2006" xmlns:aink="http://schemas.microsoft.com/office/drawing/2016/ink" xmlns:am3d="http://schemas.microsoft.com/office/drawing/2017/model3d" xmlns:o="urn:schemas-microsoft-com:office:office" xmlns:oel="http://schemas.microsoft.com/office/2019/extlst" xmlns:r="http://schemas.openxmlformats.org/officeDocument/2006/relationships" xmlns:m="http://schemas.openxmlformats.org/officeDocument/2006/math" xmlns:v="urn:schemas-microsoft-com:vml" xmlns:wp14="http://schemas.microsoft.com/office/word/2010/wordprocessingDrawing" xmlns:wp="http://schemas.openxmlformats.org/drawingml/2006/wordprocessingDrawing" xmlns:w10="urn:schemas-microsoft-com:office:word" xmlns:w="http://schemas.openxmlformats.org/wordprocessingml/2006/main" xmlns:w14="http://schemas.microsoft.com/office/word/2010/wordml" xmlns:w15="http://schemas.microsoft.com/office/word/2012/wordml" xmlns:w16cex="http://schemas.microsoft.com/office/word/2018/wordml/cex" xmlns:w16cid="http://schemas.microsoft.com/office/word/2016/wordml/cid" xmlns:w16="http://schemas.microsoft.com/office/word/2018/wordml" xmlns:w16du="http://schemas.microsoft.com/office/word/2023/wordml/word16du" xmlns:w16sdtdh="http://schemas.microsoft.com/office/word/2020/wordml/sdtdatahash" xmlns:w16sdtfl="http://schemas.microsoft.com/office/word/2024/wordml/sdtformatlock" xmlns:w16se="http://schemas.microsoft.com/office/word/2015/wordml/symex" xmlns:wpg="http://schemas.microsoft.com/office/word/2010/wordprocessingGroup" xmlns:wpi="http://schemas.microsoft.com/office/word/2010/wordprocessingInk" xmlns:wne="http://schemas.microsoft.com/office/word/2006/wordml" xmlns:wps="http://schemas.microsoft.com/office/word/2010/wordprocessingShape" mc:Ignorable="w14 w15 w16se w16cid w16 w16cex w16sdtdh w16sdtfl w16du wp14">
   <w:p>
     <w:pPr>
       <w:pStyle w:val="Rodap"/>
@@ -2294,8 +2291,8 @@
         <w:lang w:eastAsia="zh-TW"/>
       </w:rPr>
       <w:pict w14:anchorId="24509C55">
-        <v:rect id="_x0000_s2054" style="position:absolute;left:0;text-align:left;margin-left:0;margin-top:0;width:468pt;height:58.3pt;z-index:251664384;mso-width-percent:1000;mso-height-percent:810;mso-position-horizontal:center;mso-position-horizontal-relative:margin;mso-position-vertical:bottom;mso-position-vertical-relative:page;mso-width-percent:1000;mso-height-percent:810;mso-width-relative:margin;mso-height-relative:bottom-margin-area" filled="f" stroked="f">
-          <v:textbox style="mso-next-textbox:#_x0000_s2054" inset=",0">
+        <v:rect id="_x0000_s1030" style="position:absolute;left:0;text-align:left;margin-left:0;margin-top:0;width:468pt;height:58.3pt;z-index:251664384;mso-width-percent:1000;mso-height-percent:810;mso-position-horizontal:center;mso-position-horizontal-relative:margin;mso-position-vertical:bottom;mso-position-vertical-relative:page;mso-width-percent:1000;mso-height-percent:810;mso-width-relative:margin;mso-height-relative:bottom-margin-area" filled="f" stroked="f">
+          <v:textbox style="mso-next-textbox:#_x0000_s1030" inset=",0">
             <w:txbxContent>
               <w:p/>
             </w:txbxContent>
@@ -2310,14 +2307,14 @@
         <w:lang w:eastAsia="zh-TW"/>
       </w:rPr>
       <w:pict w14:anchorId="438A21F9">
-        <v:group id="_x0000_s2050" style="position:absolute;left:0;text-align:left;margin-left:0;margin-top:0;width:6pt;height:55.35pt;z-index:251663360;mso-height-percent:780;mso-position-horizontal:left;mso-position-horizontal-relative:right-margin-area;mso-position-vertical:bottom;mso-position-vertical-relative:page;mso-height-percent:780;mso-height-relative:bottom-margin-area" coordorigin="2820,4935" coordsize="120,1320">
+        <v:group id="_x0000_s1026" style="position:absolute;left:0;text-align:left;margin-left:0;margin-top:0;width:6pt;height:55.35pt;z-index:251663360;mso-height-percent:780;mso-position-horizontal:left;mso-position-horizontal-relative:right-margin-area;mso-position-vertical:bottom;mso-position-vertical-relative:page;mso-height-percent:780;mso-height-relative:bottom-margin-area" coordorigin="2820,4935" coordsize="120,1320">
           <v:shapetype id="_x0000_t32" coordsize="21600,21600" o:spt="32" o:oned="t" path="m,l21600,21600e" filled="f">
             <v:path arrowok="t" fillok="f" o:connecttype="none"/>
             <o:lock v:ext="edit" shapetype="t"/>
           </v:shapetype>
-          <v:shape id="_x0000_s2051" type="#_x0000_t32" style="position:absolute;left:2820;top:4935;width:0;height:1320" o:connectortype="straight" strokecolor="#4f81bd [3204]"/>
-          <v:shape id="_x0000_s2052" type="#_x0000_t32" style="position:absolute;left:2880;top:4935;width:0;height:1320" o:connectortype="straight" strokecolor="#4f81bd [3204]"/>
-          <v:shape id="_x0000_s2053" type="#_x0000_t32" style="position:absolute;left:2940;top:4935;width:0;height:1320" o:connectortype="straight" strokecolor="#4f81bd [3204]"/>
+          <v:shape id="_x0000_s1027" type="#_x0000_t32" style="position:absolute;left:2820;top:4935;width:0;height:1320" o:connectortype="straight" strokecolor="#4f81bd [3204]"/>
+          <v:shape id="_x0000_s1028" type="#_x0000_t32" style="position:absolute;left:2880;top:4935;width:0;height:1320" o:connectortype="straight" strokecolor="#4f81bd [3204]"/>
+          <v:shape id="_x0000_s1029" type="#_x0000_t32" style="position:absolute;left:2940;top:4935;width:0;height:1320" o:connectortype="straight" strokecolor="#4f81bd [3204]"/>
           <w10:wrap anchorx="page" anchory="page"/>
         </v:group>
       </w:pict>
@@ -2327,7 +2324,7 @@
 </file>
 
 <file path=word/footnotes.xml><?xml version="1.0" encoding="utf-8"?>
-<w:footnotes xmlns:wpc="http://schemas.microsoft.com/office/word/2010/wordprocessingCanvas" xmlns:cx="http://schemas.microsoft.com/office/drawing/2014/chartex" xmlns:cx1="http://schemas.microsoft.com/office/drawing/2015/9/8/chartex" xmlns:cx2="http://schemas.microsoft.com/office/drawing/2015/10/21/chartex" xmlns:cx3="http://schemas.microsoft.com/office/drawing/2016/5/9/chartex" xmlns:cx4="http://schemas.microsoft.com/office/drawing/2016/5/10/chartex" xmlns:cx5="http://schemas.microsoft.com/office/drawing/2016/5/11/chartex" xmlns:cx6="http://schemas.microsoft.com/office/drawing/2016/5/12/chartex" xmlns:cx7="http://schemas.microsoft.com/office/drawing/2016/5/13/chartex" xmlns:cx8="http://schemas.microsoft.com/office/drawing/2016/5/14/chartex" xmlns:mc="http://schemas.openxmlformats.org/markup-compatibility/2006" xmlns:aink="http://schemas.microsoft.com/office/drawing/2016/ink" xmlns:am3d="http://schemas.microsoft.com/office/drawing/2017/model3d" xmlns:o="urn:schemas-microsoft-com:office:office" xmlns:r="http://schemas.openxmlformats.org/officeDocument/2006/relationships" xmlns:m="http://schemas.openxmlformats.org/officeDocument/2006/math" xmlns:v="urn:schemas-microsoft-com:vml" xmlns:wp14="http://schemas.microsoft.com/office/word/2010/wordprocessingDrawing" xmlns:wp="http://schemas.openxmlformats.org/drawingml/2006/wordprocessingDrawing" xmlns:w10="urn:schemas-microsoft-com:office:word" xmlns:w="http://schemas.openxmlformats.org/wordprocessingml/2006/main" xmlns:w14="http://schemas.microsoft.com/office/word/2010/wordml" xmlns:w15="http://schemas.microsoft.com/office/word/2012/wordml" xmlns:w16cex="http://schemas.microsoft.com/office/word/2018/wordml/cex" xmlns:w16cid="http://schemas.microsoft.com/office/word/2016/wordml/cid" xmlns:w16="http://schemas.microsoft.com/office/word/2018/wordml" xmlns:w16sdtdh="http://schemas.microsoft.com/office/word/2020/wordml/sdtdatahash" xmlns:w16se="http://schemas.microsoft.com/office/word/2015/wordml/symex" xmlns:wpg="http://schemas.microsoft.com/office/word/2010/wordprocessingGroup" xmlns:wpi="http://schemas.microsoft.com/office/word/2010/wordprocessingInk" xmlns:wne="http://schemas.microsoft.com/office/word/2006/wordml" xmlns:wps="http://schemas.microsoft.com/office/word/2010/wordprocessingShape" mc:Ignorable="w14 w15 w16se w16cid w16 w16cex w16sdtdh wp14">
+<w:footnotes xmlns:wpc="http://schemas.microsoft.com/office/word/2010/wordprocessingCanvas" xmlns:cx="http://schemas.microsoft.com/office/drawing/2014/chartex" xmlns:cx1="http://schemas.microsoft.com/office/drawing/2015/9/8/chartex" xmlns:cx2="http://schemas.microsoft.com/office/drawing/2015/10/21/chartex" xmlns:cx3="http://schemas.microsoft.com/office/drawing/2016/5/9/chartex" xmlns:cx4="http://schemas.microsoft.com/office/drawing/2016/5/10/chartex" xmlns:cx5="http://schemas.microsoft.com/office/drawing/2016/5/11/chartex" xmlns:cx6="http://schemas.microsoft.com/office/drawing/2016/5/12/chartex" xmlns:cx7="http://schemas.microsoft.com/office/drawing/2016/5/13/chartex" xmlns:cx8="http://schemas.microsoft.com/office/drawing/2016/5/14/chartex" xmlns:mc="http://schemas.openxmlformats.org/markup-compatibility/2006" xmlns:aink="http://schemas.microsoft.com/office/drawing/2016/ink" xmlns:am3d="http://schemas.microsoft.com/office/drawing/2017/model3d" xmlns:o="urn:schemas-microsoft-com:office:office" xmlns:oel="http://schemas.microsoft.com/office/2019/extlst" xmlns:r="http://schemas.openxmlformats.org/officeDocument/2006/relationships" xmlns:m="http://schemas.openxmlformats.org/officeDocument/2006/math" xmlns:v="urn:schemas-microsoft-com:vml" xmlns:wp14="http://schemas.microsoft.com/office/word/2010/wordprocessingDrawing" xmlns:wp="http://schemas.openxmlformats.org/drawingml/2006/wordprocessingDrawing" xmlns:w10="urn:schemas-microsoft-com:office:word" xmlns:w="http://schemas.openxmlformats.org/wordprocessingml/2006/main" xmlns:w14="http://schemas.microsoft.com/office/word/2010/wordml" xmlns:w15="http://schemas.microsoft.com/office/word/2012/wordml" xmlns:w16cex="http://schemas.microsoft.com/office/word/2018/wordml/cex" xmlns:w16cid="http://schemas.microsoft.com/office/word/2016/wordml/cid" xmlns:w16="http://schemas.microsoft.com/office/word/2018/wordml" xmlns:w16du="http://schemas.microsoft.com/office/word/2023/wordml/word16du" xmlns:w16sdtdh="http://schemas.microsoft.com/office/word/2020/wordml/sdtdatahash" xmlns:w16sdtfl="http://schemas.microsoft.com/office/word/2024/wordml/sdtformatlock" xmlns:w16se="http://schemas.microsoft.com/office/word/2015/wordml/symex" xmlns:wpg="http://schemas.microsoft.com/office/word/2010/wordprocessingGroup" xmlns:wpi="http://schemas.microsoft.com/office/word/2010/wordprocessingInk" xmlns:wne="http://schemas.microsoft.com/office/word/2006/wordml" xmlns:wps="http://schemas.microsoft.com/office/word/2010/wordprocessingShape" mc:Ignorable="w14 w15 w16se w16cid w16 w16cex w16sdtdh w16sdtfl w16du wp14">
   <w:footnote w:type="separator" w:id="-1">
     <w:p>
       <w:pPr>
@@ -2352,7 +2349,7 @@
 </file>
 
 <file path=word/header1.xml><?xml version="1.0" encoding="utf-8"?>
-<w:hdr xmlns:wpc="http://schemas.microsoft.com/office/word/2010/wordprocessingCanvas" xmlns:cx="http://schemas.microsoft.com/office/drawing/2014/chartex" xmlns:cx1="http://schemas.microsoft.com/office/drawing/2015/9/8/chartex" xmlns:cx2="http://schemas.microsoft.com/office/drawing/2015/10/21/chartex" xmlns:cx3="http://schemas.microsoft.com/office/drawing/2016/5/9/chartex" xmlns:cx4="http://schemas.microsoft.com/office/drawing/2016/5/10/chartex" xmlns:cx5="http://schemas.microsoft.com/office/drawing/2016/5/11/chartex" xmlns:cx6="http://schemas.microsoft.com/office/drawing/2016/5/12/chartex" xmlns:cx7="http://schemas.microsoft.com/office/drawing/2016/5/13/chartex" xmlns:cx8="http://schemas.microsoft.com/office/drawing/2016/5/14/chartex" xmlns:mc="http://schemas.openxmlformats.org/markup-compatibility/2006" xmlns:aink="http://schemas.microsoft.com/office/drawing/2016/ink" xmlns:am3d="http://schemas.microsoft.com/office/drawing/2017/model3d" xmlns:o="urn:schemas-microsoft-com:office:office" xmlns:r="http://schemas.openxmlformats.org/officeDocument/2006/relationships" xmlns:m="http://schemas.openxmlformats.org/officeDocument/2006/math" xmlns:v="urn:schemas-microsoft-com:vml" xmlns:wp14="http://schemas.microsoft.com/office/word/2010/wordprocessingDrawing" xmlns:wp="http://schemas.openxmlformats.org/drawingml/2006/wordprocessingDrawing" xmlns:w10="urn:schemas-microsoft-com:office:word" xmlns:w="http://schemas.openxmlformats.org/wordprocessingml/2006/main" xmlns:w14="http://schemas.microsoft.com/office/word/2010/wordml" xmlns:w15="http://schemas.microsoft.com/office/word/2012/wordml" xmlns:w16cex="http://schemas.microsoft.com/office/word/2018/wordml/cex" xmlns:w16cid="http://schemas.microsoft.com/office/word/2016/wordml/cid" xmlns:w16="http://schemas.microsoft.com/office/word/2018/wordml" xmlns:w16sdtdh="http://schemas.microsoft.com/office/word/2020/wordml/sdtdatahash" xmlns:w16se="http://schemas.microsoft.com/office/word/2015/wordml/symex" xmlns:wpg="http://schemas.microsoft.com/office/word/2010/wordprocessingGroup" xmlns:wpi="http://schemas.microsoft.com/office/word/2010/wordprocessingInk" xmlns:wne="http://schemas.microsoft.com/office/word/2006/wordml" xmlns:wps="http://schemas.microsoft.com/office/word/2010/wordprocessingShape" mc:Ignorable="w14 w15 w16se w16cid w16 w16cex w16sdtdh wp14">
+<w:hdr xmlns:wpc="http://schemas.microsoft.com/office/word/2010/wordprocessingCanvas" xmlns:cx="http://schemas.microsoft.com/office/drawing/2014/chartex" xmlns:cx1="http://schemas.microsoft.com/office/drawing/2015/9/8/chartex" xmlns:cx2="http://schemas.microsoft.com/office/drawing/2015/10/21/chartex" xmlns:cx3="http://schemas.microsoft.com/office/drawing/2016/5/9/chartex" xmlns:cx4="http://schemas.microsoft.com/office/drawing/2016/5/10/chartex" xmlns:cx5="http://schemas.microsoft.com/office/drawing/2016/5/11/chartex" xmlns:cx6="http://schemas.microsoft.com/office/drawing/2016/5/12/chartex" xmlns:cx7="http://schemas.microsoft.com/office/drawing/2016/5/13/chartex" xmlns:cx8="http://schemas.microsoft.com/office/drawing/2016/5/14/chartex" xmlns:mc="http://schemas.openxmlformats.org/markup-compatibility/2006" xmlns:aink="http://schemas.microsoft.com/office/drawing/2016/ink" xmlns:am3d="http://schemas.microsoft.com/office/drawing/2017/model3d" xmlns:o="urn:schemas-microsoft-com:office:office" xmlns:oel="http://schemas.microsoft.com/office/2019/extlst" xmlns:r="http://schemas.openxmlformats.org/officeDocument/2006/relationships" xmlns:m="http://schemas.openxmlformats.org/officeDocument/2006/math" xmlns:v="urn:schemas-microsoft-com:vml" xmlns:wp14="http://schemas.microsoft.com/office/word/2010/wordprocessingDrawing" xmlns:wp="http://schemas.openxmlformats.org/drawingml/2006/wordprocessingDrawing" xmlns:w10="urn:schemas-microsoft-com:office:word" xmlns:w="http://schemas.openxmlformats.org/wordprocessingml/2006/main" xmlns:w14="http://schemas.microsoft.com/office/word/2010/wordml" xmlns:w15="http://schemas.microsoft.com/office/word/2012/wordml" xmlns:w16cex="http://schemas.microsoft.com/office/word/2018/wordml/cex" xmlns:w16cid="http://schemas.microsoft.com/office/word/2016/wordml/cid" xmlns:w16="http://schemas.microsoft.com/office/word/2018/wordml" xmlns:w16du="http://schemas.microsoft.com/office/word/2023/wordml/word16du" xmlns:w16sdtdh="http://schemas.microsoft.com/office/word/2020/wordml/sdtdatahash" xmlns:w16sdtfl="http://schemas.microsoft.com/office/word/2024/wordml/sdtformatlock" xmlns:w16se="http://schemas.microsoft.com/office/word/2015/wordml/symex" xmlns:wpg="http://schemas.microsoft.com/office/word/2010/wordprocessingGroup" xmlns:wpi="http://schemas.microsoft.com/office/word/2010/wordprocessingInk" xmlns:wne="http://schemas.microsoft.com/office/word/2006/wordml" xmlns:wps="http://schemas.microsoft.com/office/word/2010/wordprocessingShape" mc:Ignorable="w14 w15 w16se w16cid w16 w16cex w16sdtdh w16sdtfl w16du wp14">
   <w:p>
     <w:r>
       <w:cr/>
@@ -2362,7 +2359,7 @@
 </file>
 
 <file path=word/header2.xml><?xml version="1.0" encoding="utf-8"?>
-<w:hdr xmlns:wpc="http://schemas.microsoft.com/office/word/2010/wordprocessingCanvas" xmlns:cx="http://schemas.microsoft.com/office/drawing/2014/chartex" xmlns:cx1="http://schemas.microsoft.com/office/drawing/2015/9/8/chartex" xmlns:cx2="http://schemas.microsoft.com/office/drawing/2015/10/21/chartex" xmlns:cx3="http://schemas.microsoft.com/office/drawing/2016/5/9/chartex" xmlns:cx4="http://schemas.microsoft.com/office/drawing/2016/5/10/chartex" xmlns:cx5="http://schemas.microsoft.com/office/drawing/2016/5/11/chartex" xmlns:cx6="http://schemas.microsoft.com/office/drawing/2016/5/12/chartex" xmlns:cx7="http://schemas.microsoft.com/office/drawing/2016/5/13/chartex" xmlns:cx8="http://schemas.microsoft.com/office/drawing/2016/5/14/chartex" xmlns:mc="http://schemas.openxmlformats.org/markup-compatibility/2006" xmlns:aink="http://schemas.microsoft.com/office/drawing/2016/ink" xmlns:am3d="http://schemas.microsoft.com/office/drawing/2017/model3d" xmlns:o="urn:schemas-microsoft-com:office:office" xmlns:r="http://schemas.openxmlformats.org/officeDocument/2006/relationships" xmlns:m="http://schemas.openxmlformats.org/officeDocument/2006/math" xmlns:v="urn:schemas-microsoft-com:vml" xmlns:wp14="http://schemas.microsoft.com/office/word/2010/wordprocessingDrawing" xmlns:wp="http://schemas.openxmlformats.org/drawingml/2006/wordprocessingDrawing" xmlns:w10="urn:schemas-microsoft-com:office:word" xmlns:w="http://schemas.openxmlformats.org/wordprocessingml/2006/main" xmlns:w14="http://schemas.microsoft.com/office/word/2010/wordml" xmlns:w15="http://schemas.microsoft.com/office/word/2012/wordml" xmlns:w16cex="http://schemas.microsoft.com/office/word/2018/wordml/cex" xmlns:w16cid="http://schemas.microsoft.com/office/word/2016/wordml/cid" xmlns:w16="http://schemas.microsoft.com/office/word/2018/wordml" xmlns:w16sdtdh="http://schemas.microsoft.com/office/word/2020/wordml/sdtdatahash" xmlns:w16se="http://schemas.microsoft.com/office/word/2015/wordml/symex" xmlns:wpg="http://schemas.microsoft.com/office/word/2010/wordprocessingGroup" xmlns:wpi="http://schemas.microsoft.com/office/word/2010/wordprocessingInk" xmlns:wne="http://schemas.microsoft.com/office/word/2006/wordml" xmlns:wps="http://schemas.microsoft.com/office/word/2010/wordprocessingShape" mc:Ignorable="w14 w15 w16se w16cid w16 w16cex w16sdtdh wp14">
+<w:hdr xmlns:wpc="http://schemas.microsoft.com/office/word/2010/wordprocessingCanvas" xmlns:cx="http://schemas.microsoft.com/office/drawing/2014/chartex" xmlns:cx1="http://schemas.microsoft.com/office/drawing/2015/9/8/chartex" xmlns:cx2="http://schemas.microsoft.com/office/drawing/2015/10/21/chartex" xmlns:cx3="http://schemas.microsoft.com/office/drawing/2016/5/9/chartex" xmlns:cx4="http://schemas.microsoft.com/office/drawing/2016/5/10/chartex" xmlns:cx5="http://schemas.microsoft.com/office/drawing/2016/5/11/chartex" xmlns:cx6="http://schemas.microsoft.com/office/drawing/2016/5/12/chartex" xmlns:cx7="http://schemas.microsoft.com/office/drawing/2016/5/13/chartex" xmlns:cx8="http://schemas.microsoft.com/office/drawing/2016/5/14/chartex" xmlns:mc="http://schemas.openxmlformats.org/markup-compatibility/2006" xmlns:aink="http://schemas.microsoft.com/office/drawing/2016/ink" xmlns:am3d="http://schemas.microsoft.com/office/drawing/2017/model3d" xmlns:o="urn:schemas-microsoft-com:office:office" xmlns:oel="http://schemas.microsoft.com/office/2019/extlst" xmlns:r="http://schemas.openxmlformats.org/officeDocument/2006/relationships" xmlns:m="http://schemas.openxmlformats.org/officeDocument/2006/math" xmlns:v="urn:schemas-microsoft-com:vml" xmlns:wp14="http://schemas.microsoft.com/office/word/2010/wordprocessingDrawing" xmlns:wp="http://schemas.openxmlformats.org/drawingml/2006/wordprocessingDrawing" xmlns:w10="urn:schemas-microsoft-com:office:word" xmlns:w="http://schemas.openxmlformats.org/wordprocessingml/2006/main" xmlns:w14="http://schemas.microsoft.com/office/word/2010/wordml" xmlns:w15="http://schemas.microsoft.com/office/word/2012/wordml" xmlns:w16cex="http://schemas.microsoft.com/office/word/2018/wordml/cex" xmlns:w16cid="http://schemas.microsoft.com/office/word/2016/wordml/cid" xmlns:w16="http://schemas.microsoft.com/office/word/2018/wordml" xmlns:w16du="http://schemas.microsoft.com/office/word/2023/wordml/word16du" xmlns:w16sdtdh="http://schemas.microsoft.com/office/word/2020/wordml/sdtdatahash" xmlns:w16sdtfl="http://schemas.microsoft.com/office/word/2024/wordml/sdtformatlock" xmlns:w16se="http://schemas.microsoft.com/office/word/2015/wordml/symex" xmlns:wpg="http://schemas.microsoft.com/office/word/2010/wordprocessingGroup" xmlns:wpi="http://schemas.microsoft.com/office/word/2010/wordprocessingInk" xmlns:wne="http://schemas.microsoft.com/office/word/2006/wordml" xmlns:wps="http://schemas.microsoft.com/office/word/2010/wordprocessingShape" mc:Ignorable="w14 w15 w16se w16cid w16 w16cex w16sdtdh w16sdtfl w16du wp14">
   <w:p>
     <w:pPr>
       <w:pStyle w:val="Cabealho"/>
@@ -2374,96 +2371,7 @@
         <w:szCs w:val="28"/>
       </w:rPr>
     </w:pPr>
-    <w:r>
-      <w:rPr>
-        <w:rFonts w:ascii="Times New Roman" w:hAnsi="Times New Roman" w:cs="Times New Roman"/>
-        <w:noProof/>
-        <w:sz w:val="28"/>
-        <w:szCs w:val="28"/>
-      </w:rPr>
-      <w:drawing>
-        <wp:anchor distT="0" distB="0" distL="114300" distR="114300" simplePos="0" relativeHeight="251661312" behindDoc="0" locked="0" layoutInCell="1" allowOverlap="1" wp14:anchorId="00168605" wp14:editId="7B201B38">
-          <wp:simplePos x="0" y="0"/>
-          <wp:positionH relativeFrom="column">
-            <wp:posOffset>-114300</wp:posOffset>
-          </wp:positionH>
-          <wp:positionV relativeFrom="paragraph">
-            <wp:posOffset>-287655</wp:posOffset>
-          </wp:positionV>
-          <wp:extent cx="1028700" cy="981075"/>
-          <wp:effectExtent l="19050" t="0" r="0" b="0"/>
-          <wp:wrapThrough wrapText="bothSides">
-            <wp:wrapPolygon edited="0">
-              <wp:start x="-400" y="0"/>
-              <wp:lineTo x="-400" y="21390"/>
-              <wp:lineTo x="21600" y="21390"/>
-              <wp:lineTo x="21600" y="0"/>
-              <wp:lineTo x="-400" y="0"/>
-            </wp:wrapPolygon>
-          </wp:wrapThrough>
-          <wp:docPr id="1" name="Imagem 2"/>
-          <wp:cNvGraphicFramePr>
-            <a:graphicFrameLocks xmlns:a="http://schemas.openxmlformats.org/drawingml/2006/main" noChangeAspect="1"/>
-          </wp:cNvGraphicFramePr>
-          <a:graphic xmlns:a="http://schemas.openxmlformats.org/drawingml/2006/main">
-            <a:graphicData uri="http://schemas.openxmlformats.org/drawingml/2006/picture">
-              <pic:pic xmlns:pic="http://schemas.openxmlformats.org/drawingml/2006/picture">
-                <pic:nvPicPr>
-                  <pic:cNvPr id="0" name="Picture 1"/>
-                  <pic:cNvPicPr>
-                    <a:picLocks noChangeAspect="1" noChangeArrowheads="1"/>
-                  </pic:cNvPicPr>
-                </pic:nvPicPr>
-                <pic:blipFill>
-                  <a:blip r:embed="rId1"/>
-                  <a:srcRect/>
-                  <a:stretch>
-                    <a:fillRect/>
-                  </a:stretch>
-                </pic:blipFill>
-                <pic:spPr bwMode="auto">
-                  <a:xfrm>
-                    <a:off x="0" y="0"/>
-                    <a:ext cx="1028700" cy="981075"/>
-                  </a:xfrm>
-                  <a:prstGeom prst="rect">
-                    <a:avLst/>
-                  </a:prstGeom>
-                  <a:noFill/>
-                  <a:ln w="9525">
-                    <a:noFill/>
-                    <a:miter lim="800000"/>
-                    <a:headEnd/>
-                    <a:tailEnd/>
-                  </a:ln>
-                </pic:spPr>
-              </pic:pic>
-            </a:graphicData>
-          </a:graphic>
-        </wp:anchor>
-      </w:drawing>
-    </w:r>
-    <w:r>
-      <w:rPr>
-        <w:rFonts w:ascii="Times New Roman" w:hAnsi="Times New Roman" w:cs="Times New Roman"/>
-        <w:noProof/>
-        <w:sz w:val="28"/>
-        <w:szCs w:val="28"/>
-      </w:rPr>
-      <w:pict w14:anchorId="19C13666">
-        <v:shapetype id="_x0000_t202" coordsize="21600,21600" o:spt="202" path="m,l,21600r21600,l21600,xe">
-          <v:stroke joinstyle="miter"/>
-          <v:path gradientshapeok="t" o:connecttype="rect"/>
-        </v:shapetype>
-        <v:shape id="Caixa de Texto 2" o:spid="_x0000_s2049" type="#_x0000_t202" style="position:absolute;left:0;text-align:left;margin-left:-9.75pt;margin-top:-26.65pt;width:105pt;height:84.75pt;z-index:251660288;visibility:visible;mso-wrap-style:square;mso-width-percent:0;mso-height-percent:0;mso-wrap-distance-left:9pt;mso-wrap-distance-top:0;mso-wrap-distance-right:9pt;mso-wrap-distance-bottom:0;mso-position-horizontal:absolute;mso-position-horizontal-relative:text;mso-position-vertical:absolute;mso-position-vertical-relative:text;mso-width-percent:0;mso-height-percent:0;mso-width-relative:margin;mso-height-relative:margin;v-text-anchor:top" o:gfxdata="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" stroked="f">
-          <v:textbox>
-            <w:txbxContent>
-              <w:p/>
-            </w:txbxContent>
-          </v:textbox>
-        </v:shape>
-      </w:pict>
-    </w:r>
+    <w:bookmarkStart w:id="0" w:name="_Hlk216251167"/>
     <w:r>
       <w:rPr>
         <w:rFonts w:ascii="Times New Roman" w:hAnsi="Times New Roman" w:cs="Times New Roman"/>
@@ -2471,16 +2379,7 @@
         <w:sz w:val="28"/>
         <w:szCs w:val="28"/>
       </w:rPr>
-      <w:t xml:space="preserve">   </w:t>
-    </w:r>
-    <w:r>
-      <w:rPr>
-        <w:rFonts w:ascii="Times New Roman" w:hAnsi="Times New Roman" w:cs="Times New Roman"/>
-        <w:b/>
-        <w:sz w:val="28"/>
-        <w:szCs w:val="28"/>
-      </w:rPr>
-      <w:t>TRANSWOLFF TRANSPORTES E TURISMO LTDA</w:t>
+      <w:t>ADMINISTRAÇÃO DE CONCESSÃO</w:t>
     </w:r>
   </w:p>
   <w:p>
@@ -2501,8 +2400,30 @@
         <w:sz w:val="28"/>
         <w:szCs w:val="28"/>
       </w:rPr>
-      <w:t>CNPJ 58.322.512/0001-54</w:t>
+      <w:t>LOTES D10 E D11</w:t>
     </w:r>
+  </w:p>
+  <w:p>
+    <w:pPr>
+      <w:pStyle w:val="Cabealho"/>
+      <w:jc w:val="center"/>
+      <w:rPr>
+        <w:rFonts w:ascii="Times New Roman" w:hAnsi="Times New Roman" w:cs="Times New Roman"/>
+        <w:b/>
+        <w:sz w:val="28"/>
+        <w:szCs w:val="28"/>
+      </w:rPr>
+    </w:pPr>
+    <w:r>
+      <w:rPr>
+        <w:rFonts w:ascii="Times New Roman" w:hAnsi="Times New Roman" w:cs="Times New Roman"/>
+        <w:b/>
+        <w:sz w:val="28"/>
+        <w:szCs w:val="28"/>
+      </w:rPr>
+      <w:t>Decreto Municipal nº 64.784/2025</w:t>
+    </w:r>
+    <w:bookmarkEnd w:id="0"/>
   </w:p>
   <w:p>
     <w:pPr>
@@ -2518,7 +2439,7 @@
 </file>
 
 <file path=word/styles.xml><?xml version="1.0" encoding="utf-8"?>
-<w:styles xmlns:mc="http://schemas.openxmlformats.org/markup-compatibility/2006" xmlns:r="http://schemas.openxmlformats.org/officeDocument/2006/relationships" xmlns:w="http://schemas.openxmlformats.org/wordprocessingml/2006/main" xmlns:w14="http://schemas.microsoft.com/office/word/2010/wordml" xmlns:w15="http://schemas.microsoft.com/office/word/2012/wordml" xmlns:w16cex="http://schemas.microsoft.com/office/word/2018/wordml/cex" xmlns:w16cid="http://schemas.microsoft.com/office/word/2016/wordml/cid" xmlns:w16="http://schemas.microsoft.com/office/word/2018/wordml" xmlns:w16sdtdh="http://schemas.microsoft.com/office/word/2020/wordml/sdtdatahash" xmlns:w16se="http://schemas.microsoft.com/office/word/2015/wordml/symex" mc:Ignorable="w14 w15 w16se w16cid w16 w16cex w16sdtdh">
+<w:styles xmlns:mc="http://schemas.openxmlformats.org/markup-compatibility/2006" xmlns:r="http://schemas.openxmlformats.org/officeDocument/2006/relationships" xmlns:w="http://schemas.openxmlformats.org/wordprocessingml/2006/main" xmlns:w14="http://schemas.microsoft.com/office/word/2010/wordml" xmlns:w15="http://schemas.microsoft.com/office/word/2012/wordml" xmlns:w16cex="http://schemas.microsoft.com/office/word/2018/wordml/cex" xmlns:w16cid="http://schemas.microsoft.com/office/word/2016/wordml/cid" xmlns:w16="http://schemas.microsoft.com/office/word/2018/wordml" xmlns:w16du="http://schemas.microsoft.com/office/word/2023/wordml/word16du" xmlns:w16sdtdh="http://schemas.microsoft.com/office/word/2020/wordml/sdtdatahash" xmlns:w16sdtfl="http://schemas.microsoft.com/office/word/2024/wordml/sdtformatlock" xmlns:w16se="http://schemas.microsoft.com/office/word/2015/wordml/symex" mc:Ignorable="w14 w15 w16se w16cid w16 w16cex w16sdtdh w16sdtfl w16du">
   <w:docDefaults>
     <w:rPrDefault>
       <w:rPr>

--- a/apps/ocorrencias/template.docx
+++ b/apps/ocorrencias/template.docx
@@ -124,58 +124,6 @@
                 <w:szCs w:val="20"/>
               </w:rPr>
               <w:t>}</w:t>
-            </w:r>
-          </w:p>
-        </w:tc>
-      </w:tr>
-      <w:tr>
-        <w:tc>
-          <w:tcPr>
-            <w:tcW w:w="10682" w:type="dxa"/>
-            <w:gridSpan w:val="13"/>
-            <w:tcBorders>
-              <w:top w:val="nil"/>
-              <w:left w:val="nil"/>
-              <w:bottom w:val="nil"/>
-              <w:right w:val="nil"/>
-            </w:tcBorders>
-            <w:vAlign w:val="center"/>
-          </w:tcPr>
-          <w:p>
-            <w:pPr>
-              <w:jc w:val="center"/>
-              <w:rPr>
-                <w:rFonts w:cstheme="minorHAnsi"/>
-                <w:sz w:val="48"/>
-                <w:szCs w:val="48"/>
-              </w:rPr>
-            </w:pPr>
-            <w:r>
-              <w:rPr>
-                <w:rFonts w:cstheme="minorHAnsi"/>
-                <w:b/>
-                <w:sz w:val="48"/>
-                <w:szCs w:val="48"/>
-              </w:rPr>
-              <w:t>*</w:t>
-            </w:r>
-            <w:r>
-              <w:rPr>
-                <w:rFonts w:cstheme="minorHAnsi"/>
-                <w:b/>
-                <w:sz w:val="48"/>
-                <w:szCs w:val="48"/>
-              </w:rPr>
-              <w:t>TRANSWOLFF</w:t>
-            </w:r>
-            <w:r>
-              <w:rPr>
-                <w:rFonts w:cstheme="minorHAnsi"/>
-                <w:b/>
-                <w:sz w:val="48"/>
-                <w:szCs w:val="48"/>
-              </w:rPr>
-              <w:t>*</w:t>
             </w:r>
           </w:p>
         </w:tc>
